--- a/Master Folder/Master BA Timlak Konsultan Non Konstruksi/01. BA Reviu Persiapan Pengadaan.docx
+++ b/Master Folder/Master BA Timlak Konsultan Non Konstruksi/01. BA Reviu Persiapan Pengadaan.docx
@@ -2763,7 +2763,15 @@
           <w:sz w:val="22"/>
           <w:szCs w:val="22"/>
         </w:rPr>
-        <w:t>Peraturan Presiden Nomor 16 Tahun 2018 tentang Pengadaan Barang/Jasa Pemerintah sebagaimana telah diubah dengan Peraturan Presiden Nomor 12 Tahun 2021 tentang Perubahan atas Peraturan Presiden Nomor 16 Tahun 2018 tentang Pengadaan Barang/Jasa Pemerintah;</w:t>
+        <w:t>Peraturan Presiden Nomor 16 Tahun 2018 tentang Pengadaan Barang/Jasa Pemerintah sebagaimana telah beberapa kali diubah terakhir dengan Peraturan Presiden Nomor 46 Tahun 2025 tentang Perubahan Kedua atas Peraturan Presiden Nomor 16 Tahun 2018 tentang Pengadaan Barang/Jasa Pemerintah beserta perubahannya dan aturan turunannya</w:t>
+      </w:r>
+      <w:r>
+        <w:rPr>
+          <w:rFonts w:ascii="Arial" w:eastAsia="Arial" w:hAnsi="Arial" w:cs="Arial"/>
+          <w:sz w:val="22"/>
+          <w:szCs w:val="22"/>
+        </w:rPr>
+        <w:t>;</w:t>
       </w:r>
     </w:p>
     <w:p>
@@ -4504,7 +4512,15 @@
           <w:sz w:val="22"/>
           <w:szCs w:val="22"/>
         </w:rPr>
-        <w:t>Standar Operasional Prosedur Nomor 13/SOP.04/2024 tanggal 15 Juli 2024 tentang Reviu Dokumen Persiapan Pengadaan dan Penyiapan Dokumen Pemilihan;</w:t>
+        <w:t>Standar Operasional Prosedur Nomor 02/SOP.04/2026 tanggal 12 Januari 2026 tentang Reviu Dokumen Persiapan Pengadaan dan Penyiapan Dokumen Pemilihan</w:t>
+      </w:r>
+      <w:r>
+        <w:rPr>
+          <w:rFonts w:ascii="Arial" w:eastAsia="Arial" w:hAnsi="Arial" w:cs="Arial"/>
+          <w:sz w:val="22"/>
+          <w:szCs w:val="22"/>
+        </w:rPr>
+        <w:t>;</w:t>
       </w:r>
     </w:p>
     <w:p>
@@ -4560,12 +4576,109 @@
       <w:r>
         <w:rPr>
           <w:rFonts w:ascii="Arial" w:eastAsia="Arial" w:hAnsi="Arial" w:cs="Arial"/>
-          <w:i/>
-          <w:iCs/>
-          <w:sz w:val="22"/>
-          <w:szCs w:val="22"/>
-        </w:rPr>
-        <w:t>e. Keputusan...</w:t>
+          <w:noProof/>
+          <w:sz w:val="22"/>
+          <w:szCs w:val="22"/>
+        </w:rPr>
+        <mc:AlternateContent>
+          <mc:Choice Requires="wps">
+            <w:drawing>
+              <wp:anchor distT="45720" distB="45720" distL="114300" distR="114300" simplePos="0" relativeHeight="251663360" behindDoc="0" locked="0" layoutInCell="1" allowOverlap="1" wp14:anchorId="4A6C279C" wp14:editId="5DF08AC8">
+                <wp:simplePos x="0" y="0"/>
+                <wp:positionH relativeFrom="margin">
+                  <wp:align>right</wp:align>
+                </wp:positionH>
+                <wp:positionV relativeFrom="margin">
+                  <wp:align>bottom</wp:align>
+                </wp:positionV>
+                <wp:extent cx="1198880" cy="284480"/>
+                <wp:effectExtent l="0" t="0" r="1270" b="1270"/>
+                <wp:wrapSquare wrapText="bothSides"/>
+                <wp:docPr id="4" name="Text Box 2"/>
+                <wp:cNvGraphicFramePr>
+                  <a:graphicFrameLocks xmlns:a="http://schemas.openxmlformats.org/drawingml/2006/main"/>
+                </wp:cNvGraphicFramePr>
+                <a:graphic xmlns:a="http://schemas.openxmlformats.org/drawingml/2006/main">
+                  <a:graphicData uri="http://schemas.microsoft.com/office/word/2010/wordprocessingShape">
+                    <wps:wsp>
+                      <wps:cNvSpPr txBox="1">
+                        <a:spLocks noChangeArrowheads="1"/>
+                      </wps:cNvSpPr>
+                      <wps:spPr bwMode="auto">
+                        <a:xfrm>
+                          <a:off x="0" y="0"/>
+                          <a:ext cx="1198880" cy="284480"/>
+                        </a:xfrm>
+                        <a:prstGeom prst="rect">
+                          <a:avLst/>
+                        </a:prstGeom>
+                        <a:solidFill>
+                          <a:srgbClr val="FFFFFF"/>
+                        </a:solidFill>
+                        <a:ln w="9525">
+                          <a:noFill/>
+                          <a:miter lim="800000"/>
+                          <a:headEnd/>
+                          <a:tailEnd/>
+                        </a:ln>
+                      </wps:spPr>
+                      <wps:txbx>
+                        <w:txbxContent>
+                          <w:p>
+                            <w:r>
+                              <w:rPr>
+                                <w:rFonts w:ascii="Arial" w:hAnsi="Arial" w:cs="Arial"/>
+                                <w:sz w:val="22"/>
+                                <w:szCs w:val="22"/>
+                                <w:lang w:val="en-US"/>
+                              </w:rPr>
+                              <w:t>e. Keputusan...</w:t>
+                            </w:r>
+                          </w:p>
+                        </w:txbxContent>
+                      </wps:txbx>
+                      <wps:bodyPr rot="0" vert="horz" wrap="square" lIns="91440" tIns="45720" rIns="91440" bIns="45720" anchor="t" anchorCtr="0">
+                        <a:noAutofit/>
+                      </wps:bodyPr>
+                    </wps:wsp>
+                  </a:graphicData>
+                </a:graphic>
+                <wp14:sizeRelH relativeFrom="margin">
+                  <wp14:pctWidth>0</wp14:pctWidth>
+                </wp14:sizeRelH>
+                <wp14:sizeRelV relativeFrom="margin">
+                  <wp14:pctHeight>0</wp14:pctHeight>
+                </wp14:sizeRelV>
+              </wp:anchor>
+            </w:drawing>
+          </mc:Choice>
+          <mc:Fallback>
+            <w:pict>
+              <v:shapetype w14:anchorId="4A6C279C" id="_x0000_t202" coordsize="21600,21600" o:spt="202" path="m,l,21600r21600,l21600,xe">
+                <v:stroke joinstyle="miter"/>
+                <v:path gradientshapeok="t" o:connecttype="rect"/>
+              </v:shapetype>
+              <v:shape id="Text Box 2" o:spid="_x0000_s1026" type="#_x0000_t202" style="position:absolute;left:0;text-align:left;margin-left:43.2pt;margin-top:0;width:94.4pt;height:22.4pt;z-index:251663360;visibility:visible;mso-wrap-style:square;mso-width-percent:0;mso-height-percent:0;mso-wrap-distance-left:9pt;mso-wrap-distance-top:3.6pt;mso-wrap-distance-right:9pt;mso-wrap-distance-bottom:3.6pt;mso-position-horizontal:right;mso-position-horizontal-relative:margin;mso-position-vertical:bottom;mso-position-vertical-relative:margin;mso-width-percent:0;mso-height-percent:0;mso-width-relative:margin;mso-height-relative:margin;v-text-anchor:top" o:gfxdata="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" stroked="f">
+                <v:textbox>
+                  <w:txbxContent>
+                    <w:p>
+                      <w:r>
+                        <w:rPr>
+                          <w:rFonts w:ascii="Arial" w:hAnsi="Arial" w:cs="Arial"/>
+                          <w:sz w:val="22"/>
+                          <w:szCs w:val="22"/>
+                          <w:lang w:val="en-US"/>
+                        </w:rPr>
+                        <w:t>e. Keputusan...</w:t>
+                      </w:r>
+                    </w:p>
+                  </w:txbxContent>
+                </v:textbox>
+                <w10:wrap type="square" anchorx="margin" anchory="margin"/>
+              </v:shape>
+            </w:pict>
+          </mc:Fallback>
+        </mc:AlternateContent>
       </w:r>
     </w:p>
     <w:p>
@@ -5812,6 +5925,14 @@
           <w:sz w:val="22"/>
           <w:szCs w:val="22"/>
         </w:rPr>
+        <w:t>UM0102/B/Bp2jk17/2026/</w:t>
+      </w:r>
+      <w:r>
+        <w:rPr>
+          <w:rFonts w:ascii="Arial" w:eastAsia="Arial" w:hAnsi="Arial" w:cs="Arial"/>
+          <w:sz w:val="22"/>
+          <w:szCs w:val="22"/>
+        </w:rPr>
         <w:t>{nomor_undangan_rapat}</w:t>
       </w:r>
       <w:r>
@@ -6545,188 +6666,127 @@
           <w:szCs w:val="22"/>
         </w:rPr>
       </w:pPr>
-    </w:p>
-    <w:p>
-      <w:pPr>
-        <w:pStyle w:val="ListParagraph"/>
-        <w:spacing w:line="276" w:lineRule="auto"/>
-        <w:ind w:left="567" w:right="28"/>
-        <w:jc w:val="both"/>
-        <w:rPr>
-          <w:rFonts w:ascii="Arial" w:eastAsia="Arial" w:hAnsi="Arial" w:cs="Arial"/>
-          <w:sz w:val="22"/>
-          <w:szCs w:val="22"/>
-        </w:rPr>
-      </w:pPr>
-    </w:p>
-    <w:p>
-      <w:pPr>
-        <w:pStyle w:val="ListParagraph"/>
-        <w:spacing w:line="276" w:lineRule="auto"/>
-        <w:ind w:left="567" w:right="28"/>
-        <w:jc w:val="both"/>
-        <w:rPr>
-          <w:rFonts w:ascii="Arial" w:eastAsia="Arial" w:hAnsi="Arial" w:cs="Arial"/>
-          <w:sz w:val="22"/>
-          <w:szCs w:val="22"/>
-        </w:rPr>
-      </w:pPr>
-    </w:p>
-    <w:p>
-      <w:pPr>
-        <w:pStyle w:val="ListParagraph"/>
-        <w:spacing w:line="276" w:lineRule="auto"/>
-        <w:ind w:left="567" w:right="28"/>
-        <w:jc w:val="both"/>
-        <w:rPr>
-          <w:rFonts w:ascii="Arial" w:eastAsia="Arial" w:hAnsi="Arial" w:cs="Arial"/>
-          <w:sz w:val="22"/>
-          <w:szCs w:val="22"/>
-        </w:rPr>
-      </w:pPr>
-    </w:p>
-    <w:p>
-      <w:pPr>
-        <w:pStyle w:val="ListParagraph"/>
-        <w:spacing w:line="276" w:lineRule="auto"/>
-        <w:ind w:left="567" w:right="28"/>
-        <w:jc w:val="both"/>
-        <w:rPr>
-          <w:rFonts w:ascii="Arial" w:eastAsia="Arial" w:hAnsi="Arial" w:cs="Arial"/>
-          <w:sz w:val="22"/>
-          <w:szCs w:val="22"/>
-        </w:rPr>
-      </w:pPr>
-    </w:p>
-    <w:p>
-      <w:pPr>
-        <w:pStyle w:val="ListParagraph"/>
-        <w:spacing w:line="276" w:lineRule="auto"/>
-        <w:ind w:left="567" w:right="28"/>
-        <w:jc w:val="both"/>
-        <w:rPr>
-          <w:rFonts w:ascii="Arial" w:eastAsia="Arial" w:hAnsi="Arial" w:cs="Arial"/>
-          <w:sz w:val="22"/>
-          <w:szCs w:val="22"/>
-        </w:rPr>
-      </w:pPr>
-    </w:p>
-    <w:p>
-      <w:pPr>
-        <w:pStyle w:val="ListParagraph"/>
-        <w:spacing w:line="276" w:lineRule="auto"/>
-        <w:ind w:left="567" w:right="28"/>
-        <w:jc w:val="both"/>
-        <w:rPr>
-          <w:rFonts w:ascii="Arial" w:eastAsia="Arial" w:hAnsi="Arial" w:cs="Arial"/>
-          <w:sz w:val="22"/>
-          <w:szCs w:val="22"/>
-        </w:rPr>
-      </w:pPr>
-    </w:p>
-    <w:p>
-      <w:pPr>
-        <w:pStyle w:val="ListParagraph"/>
-        <w:spacing w:line="276" w:lineRule="auto"/>
-        <w:ind w:left="567" w:right="28"/>
-        <w:jc w:val="both"/>
-        <w:rPr>
-          <w:rFonts w:ascii="Arial" w:eastAsia="Arial" w:hAnsi="Arial" w:cs="Arial"/>
-          <w:sz w:val="22"/>
-          <w:szCs w:val="22"/>
-        </w:rPr>
-      </w:pPr>
-    </w:p>
-    <w:p>
-      <w:pPr>
-        <w:pStyle w:val="ListParagraph"/>
-        <w:spacing w:line="276" w:lineRule="auto"/>
-        <w:ind w:left="567" w:right="28"/>
-        <w:jc w:val="both"/>
-        <w:rPr>
-          <w:rFonts w:ascii="Arial" w:eastAsia="Arial" w:hAnsi="Arial" w:cs="Arial"/>
-          <w:sz w:val="22"/>
-          <w:szCs w:val="22"/>
-        </w:rPr>
-      </w:pPr>
-    </w:p>
-    <w:p>
-      <w:pPr>
-        <w:pStyle w:val="ListParagraph"/>
-        <w:spacing w:line="276" w:lineRule="auto"/>
-        <w:ind w:left="567" w:right="28"/>
-        <w:jc w:val="both"/>
-        <w:rPr>
-          <w:rFonts w:ascii="Arial" w:eastAsia="Arial" w:hAnsi="Arial" w:cs="Arial"/>
-          <w:sz w:val="22"/>
-          <w:szCs w:val="22"/>
-        </w:rPr>
-      </w:pPr>
-    </w:p>
-    <w:p>
-      <w:pPr>
-        <w:pStyle w:val="ListParagraph"/>
-        <w:spacing w:line="276" w:lineRule="auto"/>
-        <w:ind w:left="567" w:right="28"/>
-        <w:jc w:val="both"/>
-        <w:rPr>
-          <w:rFonts w:ascii="Arial" w:eastAsia="Arial" w:hAnsi="Arial" w:cs="Arial"/>
-          <w:sz w:val="22"/>
-          <w:szCs w:val="22"/>
-        </w:rPr>
-      </w:pPr>
-    </w:p>
-    <w:p>
-      <w:pPr>
-        <w:pStyle w:val="ListParagraph"/>
-        <w:spacing w:line="276" w:lineRule="auto"/>
-        <w:ind w:left="567" w:right="28"/>
-        <w:jc w:val="both"/>
-        <w:rPr>
-          <w:rFonts w:ascii="Arial" w:eastAsia="Arial" w:hAnsi="Arial" w:cs="Arial"/>
-          <w:sz w:val="22"/>
-          <w:szCs w:val="22"/>
-        </w:rPr>
-      </w:pPr>
-    </w:p>
-    <w:p>
-      <w:pPr>
-        <w:pStyle w:val="ListParagraph"/>
-        <w:spacing w:line="276" w:lineRule="auto"/>
-        <w:ind w:left="567" w:right="28"/>
-        <w:jc w:val="both"/>
-        <w:rPr>
-          <w:rFonts w:ascii="Arial" w:eastAsia="Arial" w:hAnsi="Arial" w:cs="Arial"/>
-          <w:sz w:val="22"/>
-          <w:szCs w:val="22"/>
-        </w:rPr>
-      </w:pPr>
-    </w:p>
-    <w:p>
-      <w:pPr>
-        <w:pStyle w:val="ListParagraph"/>
-        <w:spacing w:line="276" w:lineRule="auto"/>
-        <w:ind w:left="567" w:right="28"/>
-        <w:jc w:val="both"/>
-        <w:rPr>
-          <w:rFonts w:ascii="Arial" w:eastAsia="Arial" w:hAnsi="Arial" w:cs="Arial"/>
-          <w:sz w:val="22"/>
-          <w:szCs w:val="22"/>
-        </w:rPr>
-      </w:pPr>
-    </w:p>
-    <w:p>
-      <w:pPr>
-        <w:pStyle w:val="ListParagraph"/>
-        <w:spacing w:line="276" w:lineRule="auto"/>
-        <w:ind w:left="567" w:right="28"/>
-        <w:jc w:val="both"/>
-        <w:rPr>
-          <w:rFonts w:ascii="Arial" w:eastAsia="Arial" w:hAnsi="Arial" w:cs="Arial"/>
-          <w:sz w:val="22"/>
-          <w:szCs w:val="22"/>
-        </w:rPr>
-      </w:pPr>
+      <w:r>
+        <w:rPr>
+          <w:rFonts w:ascii="Arial" w:eastAsia="Arial" w:hAnsi="Arial" w:cs="Arial"/>
+          <w:noProof/>
+          <w:sz w:val="22"/>
+          <w:szCs w:val="22"/>
+        </w:rPr>
+        <mc:AlternateContent>
+          <mc:Choice Requires="wps">
+            <w:drawing>
+              <wp:anchor distT="45720" distB="45720" distL="114300" distR="114300" simplePos="0" relativeHeight="251659264" behindDoc="0" locked="0" layoutInCell="1" allowOverlap="1" wp14:anchorId="24B6C51E" wp14:editId="7C18C1C4">
+                <wp:simplePos x="0" y="0"/>
+                <wp:positionH relativeFrom="margin">
+                  <wp:align>right</wp:align>
+                </wp:positionH>
+                <wp:positionV relativeFrom="margin">
+                  <wp:align>bottom</wp:align>
+                </wp:positionV>
+                <wp:extent cx="833120" cy="284480"/>
+                <wp:effectExtent l="0" t="0" r="5080" b="1270"/>
+                <wp:wrapSquare wrapText="bothSides"/>
+                <wp:docPr id="217" name="Text Box 2"/>
+                <wp:cNvGraphicFramePr>
+                  <a:graphicFrameLocks xmlns:a="http://schemas.openxmlformats.org/drawingml/2006/main"/>
+                </wp:cNvGraphicFramePr>
+                <a:graphic xmlns:a="http://schemas.openxmlformats.org/drawingml/2006/main">
+                  <a:graphicData uri="http://schemas.microsoft.com/office/word/2010/wordprocessingShape">
+                    <wps:wsp>
+                      <wps:cNvSpPr txBox="1">
+                        <a:spLocks noChangeArrowheads="1"/>
+                      </wps:cNvSpPr>
+                      <wps:spPr bwMode="auto">
+                        <a:xfrm>
+                          <a:off x="0" y="0"/>
+                          <a:ext cx="833120" cy="284480"/>
+                        </a:xfrm>
+                        <a:prstGeom prst="rect">
+                          <a:avLst/>
+                        </a:prstGeom>
+                        <a:solidFill>
+                          <a:srgbClr val="FFFFFF"/>
+                        </a:solidFill>
+                        <a:ln w="9525">
+                          <a:noFill/>
+                          <a:miter lim="800000"/>
+                          <a:headEnd/>
+                          <a:tailEnd/>
+                        </a:ln>
+                      </wps:spPr>
+                      <wps:txbx>
+                        <w:txbxContent>
+                          <w:p>
+                            <w:pPr>
+                              <w:jc w:val="right"/>
+                              <w:rPr>
+                                <w:rFonts w:ascii="Arial" w:hAnsi="Arial" w:cs="Arial"/>
+                                <w:sz w:val="22"/>
+                                <w:szCs w:val="22"/>
+                              </w:rPr>
+                            </w:pPr>
+                            <w:r>
+                              <w:rPr>
+                                <w:rFonts w:ascii="Arial" w:hAnsi="Arial" w:cs="Arial"/>
+                                <w:sz w:val="22"/>
+                                <w:szCs w:val="22"/>
+                                <w:lang w:val="en-US"/>
+                              </w:rPr>
+                              <w:t>3. Hasil…</w:t>
+                            </w:r>
+                          </w:p>
+                          <w:p/>
+                        </w:txbxContent>
+                      </wps:txbx>
+                      <wps:bodyPr rot="0" vert="horz" wrap="square" lIns="91440" tIns="45720" rIns="91440" bIns="45720" anchor="t" anchorCtr="0">
+                        <a:noAutofit/>
+                      </wps:bodyPr>
+                    </wps:wsp>
+                  </a:graphicData>
+                </a:graphic>
+                <wp14:sizeRelH relativeFrom="margin">
+                  <wp14:pctWidth>0</wp14:pctWidth>
+                </wp14:sizeRelH>
+                <wp14:sizeRelV relativeFrom="margin">
+                  <wp14:pctHeight>0</wp14:pctHeight>
+                </wp14:sizeRelV>
+              </wp:anchor>
+            </w:drawing>
+          </mc:Choice>
+          <mc:Fallback>
+            <w:pict>
+              <v:shape w14:anchorId="24B6C51E" id="_x0000_s1027" type="#_x0000_t202" style="position:absolute;left:0;text-align:left;margin-left:14.4pt;margin-top:0;width:65.6pt;height:22.4pt;z-index:251659264;visibility:visible;mso-wrap-style:square;mso-width-percent:0;mso-height-percent:0;mso-wrap-distance-left:9pt;mso-wrap-distance-top:3.6pt;mso-wrap-distance-right:9pt;mso-wrap-distance-bottom:3.6pt;mso-position-horizontal:right;mso-position-horizontal-relative:margin;mso-position-vertical:bottom;mso-position-vertical-relative:margin;mso-width-percent:0;mso-height-percent:0;mso-width-relative:margin;mso-height-relative:margin;v-text-anchor:top" o:gfxdata="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" stroked="f">
+                <v:textbox>
+                  <w:txbxContent>
+                    <w:p>
+                      <w:pPr>
+                        <w:jc w:val="right"/>
+                        <w:rPr>
+                          <w:rFonts w:ascii="Arial" w:hAnsi="Arial" w:cs="Arial"/>
+                          <w:sz w:val="22"/>
+                          <w:szCs w:val="22"/>
+                        </w:rPr>
+                      </w:pPr>
+                      <w:r>
+                        <w:rPr>
+                          <w:rFonts w:ascii="Arial" w:hAnsi="Arial" w:cs="Arial"/>
+                          <w:sz w:val="22"/>
+                          <w:szCs w:val="22"/>
+                          <w:lang w:val="en-US"/>
+                        </w:rPr>
+                        <w:t>3. Hasil…</w:t>
+                      </w:r>
+                    </w:p>
+                    <w:p/>
+                  </w:txbxContent>
+                </v:textbox>
+                <w10:wrap type="square" anchorx="margin" anchory="margin"/>
+              </v:shape>
+            </w:pict>
+          </mc:Fallback>
+        </mc:AlternateContent>
+      </w:r>
     </w:p>
     <w:p>
       <w:pPr>
@@ -6751,18 +6811,14 @@
         <w:jc w:val="right"/>
         <w:rPr>
           <w:rFonts w:ascii="Arial" w:eastAsia="Arial" w:hAnsi="Arial" w:cs="Arial"/>
-          <w:i/>
-          <w:iCs/>
           <w:sz w:val="22"/>
           <w:szCs w:val="22"/>
         </w:rPr>
         <w:sectPr>
-          <w:headerReference w:type="even" r:id="rId11"/>
-          <w:headerReference w:type="default" r:id="rId12"/>
-          <w:footerReference w:type="even" r:id="rId13"/>
-          <w:footerReference w:type="default" r:id="rId14"/>
-          <w:headerReference w:type="first" r:id="rId15"/>
-          <w:footerReference w:type="first" r:id="rId16"/>
+          <w:headerReference w:type="default" r:id="rId11"/>
+          <w:footerReference w:type="default" r:id="rId12"/>
+          <w:headerReference w:type="first" r:id="rId13"/>
+          <w:footerReference w:type="first" r:id="rId14"/>
           <w:pgSz w:w="11907" w:h="16840" w:code="9"/>
           <w:pgMar w:top="1134" w:right="1134" w:bottom="1418" w:left="1418" w:header="720" w:footer="284" w:gutter="0"/>
           <w:cols w:space="720"/>
@@ -6770,16 +6826,6 @@
           <w:docGrid w:linePitch="272"/>
         </w:sectPr>
       </w:pPr>
-      <w:r>
-        <w:rPr>
-          <w:rFonts w:ascii="Arial" w:eastAsia="Arial" w:hAnsi="Arial" w:cs="Arial"/>
-          <w:i/>
-          <w:iCs/>
-          <w:sz w:val="22"/>
-          <w:szCs w:val="22"/>
-        </w:rPr>
-        <w:t>3. Hasil...</w:t>
-      </w:r>
     </w:p>
     <w:p>
       <w:pPr>
@@ -7244,14 +7290,16 @@
                 <w:rFonts w:ascii="Arial" w:hAnsi="Arial" w:cs="Arial"/>
                 <w:sz w:val="22"/>
                 <w:szCs w:val="22"/>
-                <w:lang w:val="en-US"/>
-              </w:rPr>
-            </w:pPr>
-            <w:r>
-              <w:rPr>
-                <w:rFonts w:ascii="Arial" w:hAnsi="Arial" w:cs="Arial"/>
-                <w:sz w:val="22"/>
-                <w:szCs w:val="22"/>
+                <w:highlight w:val="yellow"/>
+                <w:lang w:val="en-US"/>
+              </w:rPr>
+            </w:pPr>
+            <w:r>
+              <w:rPr>
+                <w:rFonts w:ascii="Arial" w:hAnsi="Arial" w:cs="Arial"/>
+                <w:sz w:val="22"/>
+                <w:szCs w:val="22"/>
+                <w:highlight w:val="yellow"/>
                 <w:lang w:val="en-US"/>
               </w:rPr>
               <w:t>-</w:t>
@@ -7272,14 +7320,16 @@
                 <w:rFonts w:ascii="Arial" w:hAnsi="Arial" w:cs="Arial"/>
                 <w:sz w:val="22"/>
                 <w:szCs w:val="22"/>
-                <w:lang w:val="en-US"/>
-              </w:rPr>
-            </w:pPr>
-            <w:r>
-              <w:rPr>
-                <w:rFonts w:ascii="Arial" w:hAnsi="Arial" w:cs="Arial"/>
-                <w:sz w:val="22"/>
-                <w:szCs w:val="22"/>
+                <w:highlight w:val="yellow"/>
+                <w:lang w:val="en-US"/>
+              </w:rPr>
+            </w:pPr>
+            <w:r>
+              <w:rPr>
+                <w:rFonts w:ascii="Arial" w:hAnsi="Arial" w:cs="Arial"/>
+                <w:sz w:val="22"/>
+                <w:szCs w:val="22"/>
+                <w:highlight w:val="yellow"/>
                 <w:lang w:val="en-US"/>
               </w:rPr>
               <w:t>-</w:t>
@@ -7299,14 +7349,16 @@
                 <w:rFonts w:ascii="Arial" w:hAnsi="Arial" w:cs="Arial"/>
                 <w:sz w:val="22"/>
                 <w:szCs w:val="22"/>
-                <w:lang w:val="en-US"/>
-              </w:rPr>
-            </w:pPr>
-            <w:r>
-              <w:rPr>
-                <w:rFonts w:ascii="Arial" w:hAnsi="Arial" w:cs="Arial"/>
-                <w:sz w:val="22"/>
-                <w:szCs w:val="22"/>
+                <w:highlight w:val="yellow"/>
+                <w:lang w:val="en-US"/>
+              </w:rPr>
+            </w:pPr>
+            <w:r>
+              <w:rPr>
+                <w:rFonts w:ascii="Arial" w:hAnsi="Arial" w:cs="Arial"/>
+                <w:sz w:val="22"/>
+                <w:szCs w:val="22"/>
+                <w:highlight w:val="yellow"/>
                 <w:lang w:val="en-US"/>
               </w:rPr>
               <w:t>-</w:t>
@@ -7326,14 +7378,16 @@
                 <w:rFonts w:ascii="Arial" w:hAnsi="Arial" w:cs="Arial"/>
                 <w:sz w:val="22"/>
                 <w:szCs w:val="22"/>
-                <w:lang w:val="en-US"/>
-              </w:rPr>
-            </w:pPr>
-            <w:r>
-              <w:rPr>
-                <w:rFonts w:ascii="Arial" w:hAnsi="Arial" w:cs="Arial"/>
-                <w:sz w:val="22"/>
-                <w:szCs w:val="22"/>
+                <w:highlight w:val="yellow"/>
+                <w:lang w:val="en-US"/>
+              </w:rPr>
+            </w:pPr>
+            <w:r>
+              <w:rPr>
+                <w:rFonts w:ascii="Arial" w:hAnsi="Arial" w:cs="Arial"/>
+                <w:sz w:val="22"/>
+                <w:szCs w:val="22"/>
+                <w:highlight w:val="yellow"/>
                 <w:lang w:val="en-US"/>
               </w:rPr>
               <w:t>-</w:t>
@@ -7450,14 +7504,16 @@
                 <w:rFonts w:ascii="Arial" w:hAnsi="Arial" w:cs="Arial"/>
                 <w:sz w:val="22"/>
                 <w:szCs w:val="22"/>
-                <w:lang w:val="en-US"/>
-              </w:rPr>
-            </w:pPr>
-            <w:r>
-              <w:rPr>
-                <w:rFonts w:ascii="Arial" w:hAnsi="Arial" w:cs="Arial"/>
-                <w:sz w:val="22"/>
-                <w:szCs w:val="22"/>
+                <w:highlight w:val="yellow"/>
+                <w:lang w:val="en-US"/>
+              </w:rPr>
+            </w:pPr>
+            <w:r>
+              <w:rPr>
+                <w:rFonts w:ascii="Arial" w:hAnsi="Arial" w:cs="Arial"/>
+                <w:sz w:val="22"/>
+                <w:szCs w:val="22"/>
+                <w:highlight w:val="yellow"/>
                 <w:lang w:val="en-US"/>
               </w:rPr>
               <w:t>-</w:t>
@@ -7478,14 +7534,16 @@
                 <w:rFonts w:ascii="Arial" w:hAnsi="Arial" w:cs="Arial"/>
                 <w:sz w:val="22"/>
                 <w:szCs w:val="22"/>
-                <w:lang w:val="en-US"/>
-              </w:rPr>
-            </w:pPr>
-            <w:r>
-              <w:rPr>
-                <w:rFonts w:ascii="Arial" w:hAnsi="Arial" w:cs="Arial"/>
-                <w:sz w:val="22"/>
-                <w:szCs w:val="22"/>
+                <w:highlight w:val="yellow"/>
+                <w:lang w:val="en-US"/>
+              </w:rPr>
+            </w:pPr>
+            <w:r>
+              <w:rPr>
+                <w:rFonts w:ascii="Arial" w:hAnsi="Arial" w:cs="Arial"/>
+                <w:sz w:val="22"/>
+                <w:szCs w:val="22"/>
+                <w:highlight w:val="yellow"/>
                 <w:lang w:val="en-US"/>
               </w:rPr>
               <w:t>-</w:t>
@@ -7505,14 +7563,16 @@
                 <w:rFonts w:ascii="Arial" w:hAnsi="Arial" w:cs="Arial"/>
                 <w:sz w:val="22"/>
                 <w:szCs w:val="22"/>
-                <w:lang w:val="en-US"/>
-              </w:rPr>
-            </w:pPr>
-            <w:r>
-              <w:rPr>
-                <w:rFonts w:ascii="Arial" w:hAnsi="Arial" w:cs="Arial"/>
-                <w:sz w:val="22"/>
-                <w:szCs w:val="22"/>
+                <w:highlight w:val="yellow"/>
+                <w:lang w:val="en-US"/>
+              </w:rPr>
+            </w:pPr>
+            <w:r>
+              <w:rPr>
+                <w:rFonts w:ascii="Arial" w:hAnsi="Arial" w:cs="Arial"/>
+                <w:sz w:val="22"/>
+                <w:szCs w:val="22"/>
+                <w:highlight w:val="yellow"/>
                 <w:lang w:val="en-US"/>
               </w:rPr>
               <w:t>-</w:t>
@@ -7532,14 +7592,16 @@
                 <w:rFonts w:ascii="Arial" w:hAnsi="Arial" w:cs="Arial"/>
                 <w:sz w:val="22"/>
                 <w:szCs w:val="22"/>
-                <w:lang w:val="en-US"/>
-              </w:rPr>
-            </w:pPr>
-            <w:r>
-              <w:rPr>
-                <w:rFonts w:ascii="Arial" w:hAnsi="Arial" w:cs="Arial"/>
-                <w:sz w:val="22"/>
-                <w:szCs w:val="22"/>
+                <w:highlight w:val="yellow"/>
+                <w:lang w:val="en-US"/>
+              </w:rPr>
+            </w:pPr>
+            <w:r>
+              <w:rPr>
+                <w:rFonts w:ascii="Arial" w:hAnsi="Arial" w:cs="Arial"/>
+                <w:sz w:val="22"/>
+                <w:szCs w:val="22"/>
+                <w:highlight w:val="yellow"/>
                 <w:lang w:val="en-US"/>
               </w:rPr>
               <w:t>-</w:t>
@@ -7684,14 +7746,16 @@
                 <w:rFonts w:ascii="Arial" w:hAnsi="Arial" w:cs="Arial"/>
                 <w:sz w:val="22"/>
                 <w:szCs w:val="22"/>
-                <w:lang w:val="en-US"/>
-              </w:rPr>
-            </w:pPr>
-            <w:r>
-              <w:rPr>
-                <w:rFonts w:ascii="Arial" w:hAnsi="Arial" w:cs="Arial"/>
-                <w:sz w:val="22"/>
-                <w:szCs w:val="22"/>
+                <w:highlight w:val="yellow"/>
+                <w:lang w:val="en-US"/>
+              </w:rPr>
+            </w:pPr>
+            <w:r>
+              <w:rPr>
+                <w:rFonts w:ascii="Arial" w:hAnsi="Arial" w:cs="Arial"/>
+                <w:sz w:val="22"/>
+                <w:szCs w:val="22"/>
+                <w:highlight w:val="yellow"/>
                 <w:lang w:val="en-US"/>
               </w:rPr>
               <w:t>-</w:t>
@@ -7712,14 +7776,16 @@
                 <w:rFonts w:ascii="Arial" w:hAnsi="Arial" w:cs="Arial"/>
                 <w:sz w:val="22"/>
                 <w:szCs w:val="22"/>
-                <w:lang w:val="en-US"/>
-              </w:rPr>
-            </w:pPr>
-            <w:r>
-              <w:rPr>
-                <w:rFonts w:ascii="Arial" w:hAnsi="Arial" w:cs="Arial"/>
-                <w:sz w:val="22"/>
-                <w:szCs w:val="22"/>
+                <w:highlight w:val="yellow"/>
+                <w:lang w:val="en-US"/>
+              </w:rPr>
+            </w:pPr>
+            <w:r>
+              <w:rPr>
+                <w:rFonts w:ascii="Arial" w:hAnsi="Arial" w:cs="Arial"/>
+                <w:sz w:val="22"/>
+                <w:szCs w:val="22"/>
+                <w:highlight w:val="yellow"/>
                 <w:lang w:val="en-US"/>
               </w:rPr>
               <w:t>-</w:t>
@@ -7739,14 +7805,16 @@
                 <w:rFonts w:ascii="Arial" w:hAnsi="Arial" w:cs="Arial"/>
                 <w:sz w:val="22"/>
                 <w:szCs w:val="22"/>
-                <w:lang w:val="en-US"/>
-              </w:rPr>
-            </w:pPr>
-            <w:r>
-              <w:rPr>
-                <w:rFonts w:ascii="Arial" w:hAnsi="Arial" w:cs="Arial"/>
-                <w:sz w:val="22"/>
-                <w:szCs w:val="22"/>
+                <w:highlight w:val="yellow"/>
+                <w:lang w:val="en-US"/>
+              </w:rPr>
+            </w:pPr>
+            <w:r>
+              <w:rPr>
+                <w:rFonts w:ascii="Arial" w:hAnsi="Arial" w:cs="Arial"/>
+                <w:sz w:val="22"/>
+                <w:szCs w:val="22"/>
+                <w:highlight w:val="yellow"/>
                 <w:lang w:val="en-US"/>
               </w:rPr>
               <w:t>-</w:t>
@@ -7766,14 +7834,16 @@
                 <w:rFonts w:ascii="Arial" w:hAnsi="Arial" w:cs="Arial"/>
                 <w:sz w:val="22"/>
                 <w:szCs w:val="22"/>
-                <w:lang w:val="en-US"/>
-              </w:rPr>
-            </w:pPr>
-            <w:r>
-              <w:rPr>
-                <w:rFonts w:ascii="Arial" w:hAnsi="Arial" w:cs="Arial"/>
-                <w:sz w:val="22"/>
-                <w:szCs w:val="22"/>
+                <w:highlight w:val="yellow"/>
+                <w:lang w:val="en-US"/>
+              </w:rPr>
+            </w:pPr>
+            <w:r>
+              <w:rPr>
+                <w:rFonts w:ascii="Arial" w:hAnsi="Arial" w:cs="Arial"/>
+                <w:sz w:val="22"/>
+                <w:szCs w:val="22"/>
+                <w:highlight w:val="yellow"/>
                 <w:lang w:val="en-US"/>
               </w:rPr>
               <w:t>-</w:t>
@@ -7848,13 +7918,15 @@
                 <w:rFonts w:ascii="Arial" w:hAnsi="Arial" w:cs="Arial"/>
                 <w:sz w:val="22"/>
                 <w:szCs w:val="22"/>
-              </w:rPr>
-            </w:pPr>
-            <w:r>
-              <w:rPr>
-                <w:rFonts w:ascii="Arial" w:hAnsi="Arial" w:cs="Arial"/>
-                <w:sz w:val="22"/>
-                <w:szCs w:val="22"/>
+                <w:highlight w:val="yellow"/>
+              </w:rPr>
+            </w:pPr>
+            <w:r>
+              <w:rPr>
+                <w:rFonts w:ascii="Arial" w:hAnsi="Arial" w:cs="Arial"/>
+                <w:sz w:val="22"/>
+                <w:szCs w:val="22"/>
+                <w:highlight w:val="yellow"/>
                 <w:lang w:val="en-US"/>
               </w:rPr>
               <w:t>-</w:t>
@@ -7875,14 +7947,16 @@
                 <w:rFonts w:ascii="Arial" w:hAnsi="Arial" w:cs="Arial"/>
                 <w:sz w:val="22"/>
                 <w:szCs w:val="22"/>
-                <w:lang w:val="en-US"/>
-              </w:rPr>
-            </w:pPr>
-            <w:r>
-              <w:rPr>
-                <w:rFonts w:ascii="Arial" w:hAnsi="Arial" w:cs="Arial"/>
-                <w:sz w:val="22"/>
-                <w:szCs w:val="22"/>
+                <w:highlight w:val="yellow"/>
+                <w:lang w:val="en-US"/>
+              </w:rPr>
+            </w:pPr>
+            <w:r>
+              <w:rPr>
+                <w:rFonts w:ascii="Arial" w:hAnsi="Arial" w:cs="Arial"/>
+                <w:sz w:val="22"/>
+                <w:szCs w:val="22"/>
+                <w:highlight w:val="yellow"/>
                 <w:lang w:val="en-US"/>
               </w:rPr>
               <w:t>-</w:t>
@@ -7902,14 +7976,16 @@
                 <w:rFonts w:ascii="Arial" w:hAnsi="Arial" w:cs="Arial"/>
                 <w:sz w:val="22"/>
                 <w:szCs w:val="22"/>
-                <w:lang w:val="en-US"/>
-              </w:rPr>
-            </w:pPr>
-            <w:r>
-              <w:rPr>
-                <w:rFonts w:ascii="Arial" w:hAnsi="Arial" w:cs="Arial"/>
-                <w:sz w:val="22"/>
-                <w:szCs w:val="22"/>
+                <w:highlight w:val="yellow"/>
+                <w:lang w:val="en-US"/>
+              </w:rPr>
+            </w:pPr>
+            <w:r>
+              <w:rPr>
+                <w:rFonts w:ascii="Arial" w:hAnsi="Arial" w:cs="Arial"/>
+                <w:sz w:val="22"/>
+                <w:szCs w:val="22"/>
+                <w:highlight w:val="yellow"/>
                 <w:lang w:val="en-US"/>
               </w:rPr>
               <w:t>-</w:t>
@@ -7929,14 +8005,16 @@
                 <w:rFonts w:ascii="Arial" w:hAnsi="Arial" w:cs="Arial"/>
                 <w:sz w:val="22"/>
                 <w:szCs w:val="22"/>
-                <w:lang w:val="en-US"/>
-              </w:rPr>
-            </w:pPr>
-            <w:r>
-              <w:rPr>
-                <w:rFonts w:ascii="Arial" w:hAnsi="Arial" w:cs="Arial"/>
-                <w:sz w:val="22"/>
-                <w:szCs w:val="22"/>
+                <w:highlight w:val="yellow"/>
+                <w:lang w:val="en-US"/>
+              </w:rPr>
+            </w:pPr>
+            <w:r>
+              <w:rPr>
+                <w:rFonts w:ascii="Arial" w:hAnsi="Arial" w:cs="Arial"/>
+                <w:sz w:val="22"/>
+                <w:szCs w:val="22"/>
+                <w:highlight w:val="yellow"/>
                 <w:lang w:val="en-US"/>
               </w:rPr>
               <w:t>-</w:t>
@@ -8011,13 +8089,15 @@
                 <w:rFonts w:ascii="Arial" w:hAnsi="Arial" w:cs="Arial"/>
                 <w:sz w:val="22"/>
                 <w:szCs w:val="22"/>
-              </w:rPr>
-            </w:pPr>
-            <w:r>
-              <w:rPr>
-                <w:rFonts w:ascii="Arial" w:hAnsi="Arial" w:cs="Arial"/>
-                <w:sz w:val="22"/>
-                <w:szCs w:val="22"/>
+                <w:highlight w:val="yellow"/>
+              </w:rPr>
+            </w:pPr>
+            <w:r>
+              <w:rPr>
+                <w:rFonts w:ascii="Arial" w:hAnsi="Arial" w:cs="Arial"/>
+                <w:sz w:val="22"/>
+                <w:szCs w:val="22"/>
+                <w:highlight w:val="yellow"/>
                 <w:lang w:val="en-US"/>
               </w:rPr>
               <w:t>-</w:t>
@@ -8038,14 +8118,16 @@
                 <w:rFonts w:ascii="Arial" w:hAnsi="Arial" w:cs="Arial"/>
                 <w:sz w:val="22"/>
                 <w:szCs w:val="22"/>
-                <w:lang w:val="en-US"/>
-              </w:rPr>
-            </w:pPr>
-            <w:r>
-              <w:rPr>
-                <w:rFonts w:ascii="Arial" w:hAnsi="Arial" w:cs="Arial"/>
-                <w:sz w:val="22"/>
-                <w:szCs w:val="22"/>
+                <w:highlight w:val="yellow"/>
+                <w:lang w:val="en-US"/>
+              </w:rPr>
+            </w:pPr>
+            <w:r>
+              <w:rPr>
+                <w:rFonts w:ascii="Arial" w:hAnsi="Arial" w:cs="Arial"/>
+                <w:sz w:val="22"/>
+                <w:szCs w:val="22"/>
+                <w:highlight w:val="yellow"/>
                 <w:lang w:val="en-US"/>
               </w:rPr>
               <w:t>-</w:t>
@@ -8065,14 +8147,16 @@
                 <w:rFonts w:ascii="Arial" w:hAnsi="Arial" w:cs="Arial"/>
                 <w:sz w:val="22"/>
                 <w:szCs w:val="22"/>
-                <w:lang w:val="en-US"/>
-              </w:rPr>
-            </w:pPr>
-            <w:r>
-              <w:rPr>
-                <w:rFonts w:ascii="Arial" w:hAnsi="Arial" w:cs="Arial"/>
-                <w:sz w:val="22"/>
-                <w:szCs w:val="22"/>
+                <w:highlight w:val="yellow"/>
+                <w:lang w:val="en-US"/>
+              </w:rPr>
+            </w:pPr>
+            <w:r>
+              <w:rPr>
+                <w:rFonts w:ascii="Arial" w:hAnsi="Arial" w:cs="Arial"/>
+                <w:sz w:val="22"/>
+                <w:szCs w:val="22"/>
+                <w:highlight w:val="yellow"/>
                 <w:lang w:val="en-US"/>
               </w:rPr>
               <w:t>-</w:t>
@@ -8092,14 +8176,16 @@
                 <w:rFonts w:ascii="Arial" w:hAnsi="Arial" w:cs="Arial"/>
                 <w:sz w:val="22"/>
                 <w:szCs w:val="22"/>
-                <w:lang w:val="en-US"/>
-              </w:rPr>
-            </w:pPr>
-            <w:r>
-              <w:rPr>
-                <w:rFonts w:ascii="Arial" w:hAnsi="Arial" w:cs="Arial"/>
-                <w:sz w:val="22"/>
-                <w:szCs w:val="22"/>
+                <w:highlight w:val="yellow"/>
+                <w:lang w:val="en-US"/>
+              </w:rPr>
+            </w:pPr>
+            <w:r>
+              <w:rPr>
+                <w:rFonts w:ascii="Arial" w:hAnsi="Arial" w:cs="Arial"/>
+                <w:sz w:val="22"/>
+                <w:szCs w:val="22"/>
+                <w:highlight w:val="yellow"/>
                 <w:lang w:val="en-US"/>
               </w:rPr>
               <w:t>-</w:t>
@@ -8174,13 +8260,15 @@
                 <w:rFonts w:ascii="Arial" w:hAnsi="Arial" w:cs="Arial"/>
                 <w:sz w:val="22"/>
                 <w:szCs w:val="22"/>
-              </w:rPr>
-            </w:pPr>
-            <w:r>
-              <w:rPr>
-                <w:rFonts w:ascii="Arial" w:hAnsi="Arial" w:cs="Arial"/>
-                <w:sz w:val="22"/>
-                <w:szCs w:val="22"/>
+                <w:highlight w:val="yellow"/>
+              </w:rPr>
+            </w:pPr>
+            <w:r>
+              <w:rPr>
+                <w:rFonts w:ascii="Arial" w:hAnsi="Arial" w:cs="Arial"/>
+                <w:sz w:val="22"/>
+                <w:szCs w:val="22"/>
+                <w:highlight w:val="yellow"/>
                 <w:lang w:val="en-US"/>
               </w:rPr>
               <w:t>-</w:t>
@@ -8201,14 +8289,16 @@
                 <w:rFonts w:ascii="Arial" w:hAnsi="Arial" w:cs="Arial"/>
                 <w:sz w:val="22"/>
                 <w:szCs w:val="22"/>
-                <w:lang w:val="en-US"/>
-              </w:rPr>
-            </w:pPr>
-            <w:r>
-              <w:rPr>
-                <w:rFonts w:ascii="Arial" w:hAnsi="Arial" w:cs="Arial"/>
-                <w:sz w:val="22"/>
-                <w:szCs w:val="22"/>
+                <w:highlight w:val="yellow"/>
+                <w:lang w:val="en-US"/>
+              </w:rPr>
+            </w:pPr>
+            <w:r>
+              <w:rPr>
+                <w:rFonts w:ascii="Arial" w:hAnsi="Arial" w:cs="Arial"/>
+                <w:sz w:val="22"/>
+                <w:szCs w:val="22"/>
+                <w:highlight w:val="yellow"/>
                 <w:lang w:val="en-US"/>
               </w:rPr>
               <w:t>-</w:t>
@@ -8228,14 +8318,16 @@
                 <w:rFonts w:ascii="Arial" w:hAnsi="Arial" w:cs="Arial"/>
                 <w:sz w:val="22"/>
                 <w:szCs w:val="22"/>
-                <w:lang w:val="en-US"/>
-              </w:rPr>
-            </w:pPr>
-            <w:r>
-              <w:rPr>
-                <w:rFonts w:ascii="Arial" w:hAnsi="Arial" w:cs="Arial"/>
-                <w:sz w:val="22"/>
-                <w:szCs w:val="22"/>
+                <w:highlight w:val="yellow"/>
+                <w:lang w:val="en-US"/>
+              </w:rPr>
+            </w:pPr>
+            <w:r>
+              <w:rPr>
+                <w:rFonts w:ascii="Arial" w:hAnsi="Arial" w:cs="Arial"/>
+                <w:sz w:val="22"/>
+                <w:szCs w:val="22"/>
+                <w:highlight w:val="yellow"/>
                 <w:lang w:val="en-US"/>
               </w:rPr>
               <w:t>-</w:t>
@@ -8255,14 +8347,16 @@
                 <w:rFonts w:ascii="Arial" w:hAnsi="Arial" w:cs="Arial"/>
                 <w:sz w:val="22"/>
                 <w:szCs w:val="22"/>
-                <w:lang w:val="en-US"/>
-              </w:rPr>
-            </w:pPr>
-            <w:r>
-              <w:rPr>
-                <w:rFonts w:ascii="Arial" w:hAnsi="Arial" w:cs="Arial"/>
-                <w:sz w:val="22"/>
-                <w:szCs w:val="22"/>
+                <w:highlight w:val="yellow"/>
+                <w:lang w:val="en-US"/>
+              </w:rPr>
+            </w:pPr>
+            <w:r>
+              <w:rPr>
+                <w:rFonts w:ascii="Arial" w:hAnsi="Arial" w:cs="Arial"/>
+                <w:sz w:val="22"/>
+                <w:szCs w:val="22"/>
+                <w:highlight w:val="yellow"/>
                 <w:lang w:val="en-US"/>
               </w:rPr>
               <w:t>-</w:t>
@@ -8337,13 +8431,15 @@
                 <w:rFonts w:ascii="Arial" w:hAnsi="Arial" w:cs="Arial"/>
                 <w:sz w:val="22"/>
                 <w:szCs w:val="22"/>
-              </w:rPr>
-            </w:pPr>
-            <w:r>
-              <w:rPr>
-                <w:rFonts w:ascii="Arial" w:hAnsi="Arial" w:cs="Arial"/>
-                <w:sz w:val="22"/>
-                <w:szCs w:val="22"/>
+                <w:highlight w:val="yellow"/>
+              </w:rPr>
+            </w:pPr>
+            <w:r>
+              <w:rPr>
+                <w:rFonts w:ascii="Arial" w:hAnsi="Arial" w:cs="Arial"/>
+                <w:sz w:val="22"/>
+                <w:szCs w:val="22"/>
+                <w:highlight w:val="yellow"/>
                 <w:lang w:val="en-US"/>
               </w:rPr>
               <w:t>-</w:t>
@@ -8364,14 +8460,16 @@
                 <w:rFonts w:ascii="Arial" w:hAnsi="Arial" w:cs="Arial"/>
                 <w:sz w:val="22"/>
                 <w:szCs w:val="22"/>
-                <w:lang w:val="en-US"/>
-              </w:rPr>
-            </w:pPr>
-            <w:r>
-              <w:rPr>
-                <w:rFonts w:ascii="Arial" w:hAnsi="Arial" w:cs="Arial"/>
-                <w:sz w:val="22"/>
-                <w:szCs w:val="22"/>
+                <w:highlight w:val="yellow"/>
+                <w:lang w:val="en-US"/>
+              </w:rPr>
+            </w:pPr>
+            <w:r>
+              <w:rPr>
+                <w:rFonts w:ascii="Arial" w:hAnsi="Arial" w:cs="Arial"/>
+                <w:sz w:val="22"/>
+                <w:szCs w:val="22"/>
+                <w:highlight w:val="yellow"/>
                 <w:lang w:val="en-US"/>
               </w:rPr>
               <w:t>-</w:t>
@@ -8391,14 +8489,16 @@
                 <w:rFonts w:ascii="Arial" w:hAnsi="Arial" w:cs="Arial"/>
                 <w:sz w:val="22"/>
                 <w:szCs w:val="22"/>
-                <w:lang w:val="en-US"/>
-              </w:rPr>
-            </w:pPr>
-            <w:r>
-              <w:rPr>
-                <w:rFonts w:ascii="Arial" w:hAnsi="Arial" w:cs="Arial"/>
-                <w:sz w:val="22"/>
-                <w:szCs w:val="22"/>
+                <w:highlight w:val="yellow"/>
+                <w:lang w:val="en-US"/>
+              </w:rPr>
+            </w:pPr>
+            <w:r>
+              <w:rPr>
+                <w:rFonts w:ascii="Arial" w:hAnsi="Arial" w:cs="Arial"/>
+                <w:sz w:val="22"/>
+                <w:szCs w:val="22"/>
+                <w:highlight w:val="yellow"/>
                 <w:lang w:val="en-US"/>
               </w:rPr>
               <w:t>-</w:t>
@@ -8418,14 +8518,16 @@
                 <w:rFonts w:ascii="Arial" w:hAnsi="Arial" w:cs="Arial"/>
                 <w:sz w:val="22"/>
                 <w:szCs w:val="22"/>
-                <w:lang w:val="en-US"/>
-              </w:rPr>
-            </w:pPr>
-            <w:r>
-              <w:rPr>
-                <w:rFonts w:ascii="Arial" w:hAnsi="Arial" w:cs="Arial"/>
-                <w:sz w:val="22"/>
-                <w:szCs w:val="22"/>
+                <w:highlight w:val="yellow"/>
+                <w:lang w:val="en-US"/>
+              </w:rPr>
+            </w:pPr>
+            <w:r>
+              <w:rPr>
+                <w:rFonts w:ascii="Arial" w:hAnsi="Arial" w:cs="Arial"/>
+                <w:sz w:val="22"/>
+                <w:szCs w:val="22"/>
+                <w:highlight w:val="yellow"/>
                 <w:lang w:val="en-US"/>
               </w:rPr>
               <w:t>-</w:t>
@@ -8500,14 +8602,16 @@
                 <w:rFonts w:ascii="Arial" w:hAnsi="Arial" w:cs="Arial"/>
                 <w:sz w:val="22"/>
                 <w:szCs w:val="22"/>
-                <w:lang w:val="en-US"/>
-              </w:rPr>
-            </w:pPr>
-            <w:r>
-              <w:rPr>
-                <w:rFonts w:ascii="Arial" w:hAnsi="Arial" w:cs="Arial"/>
-                <w:sz w:val="22"/>
-                <w:szCs w:val="22"/>
+                <w:highlight w:val="yellow"/>
+                <w:lang w:val="en-US"/>
+              </w:rPr>
+            </w:pPr>
+            <w:r>
+              <w:rPr>
+                <w:rFonts w:ascii="Arial" w:hAnsi="Arial" w:cs="Arial"/>
+                <w:sz w:val="22"/>
+                <w:szCs w:val="22"/>
+                <w:highlight w:val="yellow"/>
                 <w:lang w:val="en-US"/>
               </w:rPr>
               <w:t>-</w:t>
@@ -8528,14 +8632,16 @@
                 <w:rFonts w:ascii="Arial" w:hAnsi="Arial" w:cs="Arial"/>
                 <w:sz w:val="22"/>
                 <w:szCs w:val="22"/>
-                <w:lang w:val="en-US"/>
-              </w:rPr>
-            </w:pPr>
-            <w:r>
-              <w:rPr>
-                <w:rFonts w:ascii="Arial" w:hAnsi="Arial" w:cs="Arial"/>
-                <w:sz w:val="22"/>
-                <w:szCs w:val="22"/>
+                <w:highlight w:val="yellow"/>
+                <w:lang w:val="en-US"/>
+              </w:rPr>
+            </w:pPr>
+            <w:r>
+              <w:rPr>
+                <w:rFonts w:ascii="Arial" w:hAnsi="Arial" w:cs="Arial"/>
+                <w:sz w:val="22"/>
+                <w:szCs w:val="22"/>
+                <w:highlight w:val="yellow"/>
                 <w:lang w:val="en-US"/>
               </w:rPr>
               <w:t>-</w:t>
@@ -8555,14 +8661,16 @@
                 <w:rFonts w:ascii="Arial" w:hAnsi="Arial" w:cs="Arial"/>
                 <w:sz w:val="22"/>
                 <w:szCs w:val="22"/>
-                <w:lang w:val="en-US"/>
-              </w:rPr>
-            </w:pPr>
-            <w:r>
-              <w:rPr>
-                <w:rFonts w:ascii="Arial" w:hAnsi="Arial" w:cs="Arial"/>
-                <w:sz w:val="22"/>
-                <w:szCs w:val="22"/>
+                <w:highlight w:val="yellow"/>
+                <w:lang w:val="en-US"/>
+              </w:rPr>
+            </w:pPr>
+            <w:r>
+              <w:rPr>
+                <w:rFonts w:ascii="Arial" w:hAnsi="Arial" w:cs="Arial"/>
+                <w:sz w:val="22"/>
+                <w:szCs w:val="22"/>
+                <w:highlight w:val="yellow"/>
                 <w:lang w:val="en-US"/>
               </w:rPr>
               <w:t>-</w:t>
@@ -8582,14 +8690,16 @@
                 <w:rFonts w:ascii="Arial" w:hAnsi="Arial" w:cs="Arial"/>
                 <w:sz w:val="22"/>
                 <w:szCs w:val="22"/>
-                <w:lang w:val="en-US"/>
-              </w:rPr>
-            </w:pPr>
-            <w:r>
-              <w:rPr>
-                <w:rFonts w:ascii="Arial" w:hAnsi="Arial" w:cs="Arial"/>
-                <w:sz w:val="22"/>
-                <w:szCs w:val="22"/>
+                <w:highlight w:val="yellow"/>
+                <w:lang w:val="en-US"/>
+              </w:rPr>
+            </w:pPr>
+            <w:r>
+              <w:rPr>
+                <w:rFonts w:ascii="Arial" w:hAnsi="Arial" w:cs="Arial"/>
+                <w:sz w:val="22"/>
+                <w:szCs w:val="22"/>
+                <w:highlight w:val="yellow"/>
                 <w:lang w:val="en-US"/>
               </w:rPr>
               <w:t>-</w:t>
@@ -8671,14 +8781,16 @@
                 <w:rFonts w:ascii="Arial" w:hAnsi="Arial" w:cs="Arial"/>
                 <w:sz w:val="22"/>
                 <w:szCs w:val="22"/>
-                <w:lang w:val="en-US"/>
-              </w:rPr>
-            </w:pPr>
-            <w:r>
-              <w:rPr>
-                <w:rFonts w:ascii="Arial" w:hAnsi="Arial" w:cs="Arial"/>
-                <w:sz w:val="22"/>
-                <w:szCs w:val="22"/>
+                <w:highlight w:val="yellow"/>
+                <w:lang w:val="en-US"/>
+              </w:rPr>
+            </w:pPr>
+            <w:r>
+              <w:rPr>
+                <w:rFonts w:ascii="Arial" w:hAnsi="Arial" w:cs="Arial"/>
+                <w:sz w:val="22"/>
+                <w:szCs w:val="22"/>
+                <w:highlight w:val="yellow"/>
                 <w:lang w:val="en-US"/>
               </w:rPr>
               <w:t>-</w:t>
@@ -8699,14 +8811,16 @@
                 <w:rFonts w:ascii="Arial" w:hAnsi="Arial" w:cs="Arial"/>
                 <w:sz w:val="22"/>
                 <w:szCs w:val="22"/>
-                <w:lang w:val="en-US"/>
-              </w:rPr>
-            </w:pPr>
-            <w:r>
-              <w:rPr>
-                <w:rFonts w:ascii="Arial" w:hAnsi="Arial" w:cs="Arial"/>
-                <w:sz w:val="22"/>
-                <w:szCs w:val="22"/>
+                <w:highlight w:val="yellow"/>
+                <w:lang w:val="en-US"/>
+              </w:rPr>
+            </w:pPr>
+            <w:r>
+              <w:rPr>
+                <w:rFonts w:ascii="Arial" w:hAnsi="Arial" w:cs="Arial"/>
+                <w:sz w:val="22"/>
+                <w:szCs w:val="22"/>
+                <w:highlight w:val="yellow"/>
                 <w:lang w:val="en-US"/>
               </w:rPr>
               <w:t>-</w:t>
@@ -8727,14 +8841,16 @@
                 <w:rFonts w:ascii="Arial" w:hAnsi="Arial" w:cs="Arial"/>
                 <w:sz w:val="22"/>
                 <w:szCs w:val="22"/>
-                <w:lang w:val="en-US"/>
-              </w:rPr>
-            </w:pPr>
-            <w:r>
-              <w:rPr>
-                <w:rFonts w:ascii="Arial" w:hAnsi="Arial" w:cs="Arial"/>
-                <w:sz w:val="22"/>
-                <w:szCs w:val="22"/>
+                <w:highlight w:val="yellow"/>
+                <w:lang w:val="en-US"/>
+              </w:rPr>
+            </w:pPr>
+            <w:r>
+              <w:rPr>
+                <w:rFonts w:ascii="Arial" w:hAnsi="Arial" w:cs="Arial"/>
+                <w:sz w:val="22"/>
+                <w:szCs w:val="22"/>
+                <w:highlight w:val="yellow"/>
                 <w:lang w:val="en-US"/>
               </w:rPr>
               <w:t>-</w:t>
@@ -8755,14 +8871,16 @@
                 <w:rFonts w:ascii="Arial" w:hAnsi="Arial" w:cs="Arial"/>
                 <w:sz w:val="22"/>
                 <w:szCs w:val="22"/>
-                <w:lang w:val="en-US"/>
-              </w:rPr>
-            </w:pPr>
-            <w:r>
-              <w:rPr>
-                <w:rFonts w:ascii="Arial" w:hAnsi="Arial" w:cs="Arial"/>
-                <w:sz w:val="22"/>
-                <w:szCs w:val="22"/>
+                <w:highlight w:val="yellow"/>
+                <w:lang w:val="en-US"/>
+              </w:rPr>
+            </w:pPr>
+            <w:r>
+              <w:rPr>
+                <w:rFonts w:ascii="Arial" w:hAnsi="Arial" w:cs="Arial"/>
+                <w:sz w:val="22"/>
+                <w:szCs w:val="22"/>
+                <w:highlight w:val="yellow"/>
                 <w:lang w:val="en-US"/>
               </w:rPr>
               <w:t>-</w:t>
@@ -8832,14 +8950,16 @@
                 <w:rFonts w:ascii="Arial" w:hAnsi="Arial" w:cs="Arial"/>
                 <w:sz w:val="22"/>
                 <w:szCs w:val="22"/>
-                <w:lang w:val="en-US"/>
-              </w:rPr>
-            </w:pPr>
-            <w:r>
-              <w:rPr>
-                <w:rFonts w:ascii="Arial" w:hAnsi="Arial" w:cs="Arial"/>
-                <w:sz w:val="22"/>
-                <w:szCs w:val="22"/>
+                <w:highlight w:val="yellow"/>
+                <w:lang w:val="en-US"/>
+              </w:rPr>
+            </w:pPr>
+            <w:r>
+              <w:rPr>
+                <w:rFonts w:ascii="Arial" w:hAnsi="Arial" w:cs="Arial"/>
+                <w:sz w:val="22"/>
+                <w:szCs w:val="22"/>
+                <w:highlight w:val="yellow"/>
                 <w:lang w:val="en-US"/>
               </w:rPr>
               <w:t>-</w:t>
@@ -8860,14 +8980,16 @@
                 <w:rFonts w:ascii="Arial" w:hAnsi="Arial" w:cs="Arial"/>
                 <w:sz w:val="22"/>
                 <w:szCs w:val="22"/>
-                <w:lang w:val="en-US"/>
-              </w:rPr>
-            </w:pPr>
-            <w:r>
-              <w:rPr>
-                <w:rFonts w:ascii="Arial" w:hAnsi="Arial" w:cs="Arial"/>
-                <w:sz w:val="22"/>
-                <w:szCs w:val="22"/>
+                <w:highlight w:val="yellow"/>
+                <w:lang w:val="en-US"/>
+              </w:rPr>
+            </w:pPr>
+            <w:r>
+              <w:rPr>
+                <w:rFonts w:ascii="Arial" w:hAnsi="Arial" w:cs="Arial"/>
+                <w:sz w:val="22"/>
+                <w:szCs w:val="22"/>
+                <w:highlight w:val="yellow"/>
                 <w:lang w:val="en-US"/>
               </w:rPr>
               <w:t>-</w:t>
@@ -8888,14 +9010,16 @@
                 <w:rFonts w:ascii="Arial" w:hAnsi="Arial" w:cs="Arial"/>
                 <w:sz w:val="22"/>
                 <w:szCs w:val="22"/>
-                <w:lang w:val="en-US"/>
-              </w:rPr>
-            </w:pPr>
-            <w:r>
-              <w:rPr>
-                <w:rFonts w:ascii="Arial" w:hAnsi="Arial" w:cs="Arial"/>
-                <w:sz w:val="22"/>
-                <w:szCs w:val="22"/>
+                <w:highlight w:val="yellow"/>
+                <w:lang w:val="en-US"/>
+              </w:rPr>
+            </w:pPr>
+            <w:r>
+              <w:rPr>
+                <w:rFonts w:ascii="Arial" w:hAnsi="Arial" w:cs="Arial"/>
+                <w:sz w:val="22"/>
+                <w:szCs w:val="22"/>
+                <w:highlight w:val="yellow"/>
                 <w:lang w:val="en-US"/>
               </w:rPr>
               <w:t>-</w:t>
@@ -8916,14 +9040,16 @@
                 <w:rFonts w:ascii="Arial" w:hAnsi="Arial" w:cs="Arial"/>
                 <w:sz w:val="22"/>
                 <w:szCs w:val="22"/>
-                <w:lang w:val="en-US"/>
-              </w:rPr>
-            </w:pPr>
-            <w:r>
-              <w:rPr>
-                <w:rFonts w:ascii="Arial" w:hAnsi="Arial" w:cs="Arial"/>
-                <w:sz w:val="22"/>
-                <w:szCs w:val="22"/>
+                <w:highlight w:val="yellow"/>
+                <w:lang w:val="en-US"/>
+              </w:rPr>
+            </w:pPr>
+            <w:r>
+              <w:rPr>
+                <w:rFonts w:ascii="Arial" w:hAnsi="Arial" w:cs="Arial"/>
+                <w:sz w:val="22"/>
+                <w:szCs w:val="22"/>
+                <w:highlight w:val="yellow"/>
                 <w:lang w:val="en-US"/>
               </w:rPr>
               <w:t>-</w:t>
@@ -8993,14 +9119,16 @@
                 <w:rFonts w:ascii="Arial" w:hAnsi="Arial" w:cs="Arial"/>
                 <w:sz w:val="22"/>
                 <w:szCs w:val="22"/>
-                <w:lang w:val="en-US"/>
-              </w:rPr>
-            </w:pPr>
-            <w:r>
-              <w:rPr>
-                <w:rFonts w:ascii="Arial" w:hAnsi="Arial" w:cs="Arial"/>
-                <w:sz w:val="22"/>
-                <w:szCs w:val="22"/>
+                <w:highlight w:val="yellow"/>
+                <w:lang w:val="en-US"/>
+              </w:rPr>
+            </w:pPr>
+            <w:r>
+              <w:rPr>
+                <w:rFonts w:ascii="Arial" w:hAnsi="Arial" w:cs="Arial"/>
+                <w:sz w:val="22"/>
+                <w:szCs w:val="22"/>
+                <w:highlight w:val="yellow"/>
                 <w:lang w:val="en-US"/>
               </w:rPr>
               <w:t>-</w:t>
@@ -9021,14 +9149,16 @@
                 <w:rFonts w:ascii="Arial" w:hAnsi="Arial" w:cs="Arial"/>
                 <w:sz w:val="22"/>
                 <w:szCs w:val="22"/>
-                <w:lang w:val="en-US"/>
-              </w:rPr>
-            </w:pPr>
-            <w:r>
-              <w:rPr>
-                <w:rFonts w:ascii="Arial" w:hAnsi="Arial" w:cs="Arial"/>
-                <w:sz w:val="22"/>
-                <w:szCs w:val="22"/>
+                <w:highlight w:val="yellow"/>
+                <w:lang w:val="en-US"/>
+              </w:rPr>
+            </w:pPr>
+            <w:r>
+              <w:rPr>
+                <w:rFonts w:ascii="Arial" w:hAnsi="Arial" w:cs="Arial"/>
+                <w:sz w:val="22"/>
+                <w:szCs w:val="22"/>
+                <w:highlight w:val="yellow"/>
                 <w:lang w:val="en-US"/>
               </w:rPr>
               <w:t>-</w:t>
@@ -9048,14 +9178,16 @@
                 <w:rFonts w:ascii="Arial" w:hAnsi="Arial" w:cs="Arial"/>
                 <w:sz w:val="22"/>
                 <w:szCs w:val="22"/>
-                <w:lang w:val="en-US"/>
-              </w:rPr>
-            </w:pPr>
-            <w:r>
-              <w:rPr>
-                <w:rFonts w:ascii="Arial" w:hAnsi="Arial" w:cs="Arial"/>
-                <w:sz w:val="22"/>
-                <w:szCs w:val="22"/>
+                <w:highlight w:val="yellow"/>
+                <w:lang w:val="en-US"/>
+              </w:rPr>
+            </w:pPr>
+            <w:r>
+              <w:rPr>
+                <w:rFonts w:ascii="Arial" w:hAnsi="Arial" w:cs="Arial"/>
+                <w:sz w:val="22"/>
+                <w:szCs w:val="22"/>
+                <w:highlight w:val="yellow"/>
                 <w:lang w:val="en-US"/>
               </w:rPr>
               <w:t>-</w:t>
@@ -9075,14 +9207,16 @@
                 <w:rFonts w:ascii="Arial" w:hAnsi="Arial" w:cs="Arial"/>
                 <w:sz w:val="22"/>
                 <w:szCs w:val="22"/>
-                <w:lang w:val="en-US"/>
-              </w:rPr>
-            </w:pPr>
-            <w:r>
-              <w:rPr>
-                <w:rFonts w:ascii="Arial" w:hAnsi="Arial" w:cs="Arial"/>
-                <w:sz w:val="22"/>
-                <w:szCs w:val="22"/>
+                <w:highlight w:val="yellow"/>
+                <w:lang w:val="en-US"/>
+              </w:rPr>
+            </w:pPr>
+            <w:r>
+              <w:rPr>
+                <w:rFonts w:ascii="Arial" w:hAnsi="Arial" w:cs="Arial"/>
+                <w:sz w:val="22"/>
+                <w:szCs w:val="22"/>
+                <w:highlight w:val="yellow"/>
                 <w:lang w:val="en-US"/>
               </w:rPr>
               <w:t>-</w:t>
@@ -9152,14 +9286,16 @@
                 <w:rFonts w:ascii="Arial" w:hAnsi="Arial" w:cs="Arial"/>
                 <w:sz w:val="22"/>
                 <w:szCs w:val="22"/>
-                <w:lang w:val="en-US"/>
-              </w:rPr>
-            </w:pPr>
-            <w:r>
-              <w:rPr>
-                <w:rFonts w:ascii="Arial" w:hAnsi="Arial" w:cs="Arial"/>
-                <w:sz w:val="22"/>
-                <w:szCs w:val="22"/>
+                <w:highlight w:val="yellow"/>
+                <w:lang w:val="en-US"/>
+              </w:rPr>
+            </w:pPr>
+            <w:r>
+              <w:rPr>
+                <w:rFonts w:ascii="Arial" w:hAnsi="Arial" w:cs="Arial"/>
+                <w:sz w:val="22"/>
+                <w:szCs w:val="22"/>
+                <w:highlight w:val="yellow"/>
                 <w:lang w:val="en-US"/>
               </w:rPr>
               <w:t>-</w:t>
@@ -9180,14 +9316,16 @@
                 <w:rFonts w:ascii="Arial" w:hAnsi="Arial" w:cs="Arial"/>
                 <w:sz w:val="22"/>
                 <w:szCs w:val="22"/>
-                <w:lang w:val="en-US"/>
-              </w:rPr>
-            </w:pPr>
-            <w:r>
-              <w:rPr>
-                <w:rFonts w:ascii="Arial" w:hAnsi="Arial" w:cs="Arial"/>
-                <w:sz w:val="22"/>
-                <w:szCs w:val="22"/>
+                <w:highlight w:val="yellow"/>
+                <w:lang w:val="en-US"/>
+              </w:rPr>
+            </w:pPr>
+            <w:r>
+              <w:rPr>
+                <w:rFonts w:ascii="Arial" w:hAnsi="Arial" w:cs="Arial"/>
+                <w:sz w:val="22"/>
+                <w:szCs w:val="22"/>
+                <w:highlight w:val="yellow"/>
                 <w:lang w:val="en-US"/>
               </w:rPr>
               <w:t>-</w:t>
@@ -9208,14 +9346,16 @@
                 <w:rFonts w:ascii="Arial" w:hAnsi="Arial" w:cs="Arial"/>
                 <w:sz w:val="22"/>
                 <w:szCs w:val="22"/>
-                <w:lang w:val="en-US"/>
-              </w:rPr>
-            </w:pPr>
-            <w:r>
-              <w:rPr>
-                <w:rFonts w:ascii="Arial" w:hAnsi="Arial" w:cs="Arial"/>
-                <w:sz w:val="22"/>
-                <w:szCs w:val="22"/>
+                <w:highlight w:val="yellow"/>
+                <w:lang w:val="en-US"/>
+              </w:rPr>
+            </w:pPr>
+            <w:r>
+              <w:rPr>
+                <w:rFonts w:ascii="Arial" w:hAnsi="Arial" w:cs="Arial"/>
+                <w:sz w:val="22"/>
+                <w:szCs w:val="22"/>
+                <w:highlight w:val="yellow"/>
                 <w:lang w:val="en-US"/>
               </w:rPr>
               <w:t>-</w:t>
@@ -9236,14 +9376,16 @@
                 <w:rFonts w:ascii="Arial" w:hAnsi="Arial" w:cs="Arial"/>
                 <w:sz w:val="22"/>
                 <w:szCs w:val="22"/>
-                <w:lang w:val="en-US"/>
-              </w:rPr>
-            </w:pPr>
-            <w:r>
-              <w:rPr>
-                <w:rFonts w:ascii="Arial" w:hAnsi="Arial" w:cs="Arial"/>
-                <w:sz w:val="22"/>
-                <w:szCs w:val="22"/>
+                <w:highlight w:val="yellow"/>
+                <w:lang w:val="en-US"/>
+              </w:rPr>
+            </w:pPr>
+            <w:r>
+              <w:rPr>
+                <w:rFonts w:ascii="Arial" w:hAnsi="Arial" w:cs="Arial"/>
+                <w:sz w:val="22"/>
+                <w:szCs w:val="22"/>
+                <w:highlight w:val="yellow"/>
                 <w:lang w:val="en-US"/>
               </w:rPr>
               <w:t>-</w:t>
@@ -9325,14 +9467,16 @@
                 <w:rFonts w:ascii="Arial" w:hAnsi="Arial" w:cs="Arial"/>
                 <w:sz w:val="22"/>
                 <w:szCs w:val="22"/>
-                <w:lang w:val="en-US"/>
-              </w:rPr>
-            </w:pPr>
-            <w:r>
-              <w:rPr>
-                <w:rFonts w:ascii="Arial" w:hAnsi="Arial" w:cs="Arial"/>
-                <w:sz w:val="22"/>
-                <w:szCs w:val="22"/>
+                <w:highlight w:val="yellow"/>
+                <w:lang w:val="en-US"/>
+              </w:rPr>
+            </w:pPr>
+            <w:r>
+              <w:rPr>
+                <w:rFonts w:ascii="Arial" w:hAnsi="Arial" w:cs="Arial"/>
+                <w:sz w:val="22"/>
+                <w:szCs w:val="22"/>
+                <w:highlight w:val="yellow"/>
                 <w:lang w:val="en-US"/>
               </w:rPr>
               <w:t>-</w:t>
@@ -9353,14 +9497,16 @@
                 <w:rFonts w:ascii="Arial" w:hAnsi="Arial" w:cs="Arial"/>
                 <w:sz w:val="22"/>
                 <w:szCs w:val="22"/>
-                <w:lang w:val="en-US"/>
-              </w:rPr>
-            </w:pPr>
-            <w:r>
-              <w:rPr>
-                <w:rFonts w:ascii="Arial" w:hAnsi="Arial" w:cs="Arial"/>
-                <w:sz w:val="22"/>
-                <w:szCs w:val="22"/>
+                <w:highlight w:val="yellow"/>
+                <w:lang w:val="en-US"/>
+              </w:rPr>
+            </w:pPr>
+            <w:r>
+              <w:rPr>
+                <w:rFonts w:ascii="Arial" w:hAnsi="Arial" w:cs="Arial"/>
+                <w:sz w:val="22"/>
+                <w:szCs w:val="22"/>
+                <w:highlight w:val="yellow"/>
                 <w:lang w:val="en-US"/>
               </w:rPr>
               <w:t>-</w:t>
@@ -9381,14 +9527,16 @@
                 <w:rFonts w:ascii="Arial" w:hAnsi="Arial" w:cs="Arial"/>
                 <w:sz w:val="22"/>
                 <w:szCs w:val="22"/>
-                <w:lang w:val="en-US"/>
-              </w:rPr>
-            </w:pPr>
-            <w:r>
-              <w:rPr>
-                <w:rFonts w:ascii="Arial" w:hAnsi="Arial" w:cs="Arial"/>
-                <w:sz w:val="22"/>
-                <w:szCs w:val="22"/>
+                <w:highlight w:val="yellow"/>
+                <w:lang w:val="en-US"/>
+              </w:rPr>
+            </w:pPr>
+            <w:r>
+              <w:rPr>
+                <w:rFonts w:ascii="Arial" w:hAnsi="Arial" w:cs="Arial"/>
+                <w:sz w:val="22"/>
+                <w:szCs w:val="22"/>
+                <w:highlight w:val="yellow"/>
                 <w:lang w:val="en-US"/>
               </w:rPr>
               <w:t>-</w:t>
@@ -9409,14 +9557,16 @@
                 <w:rFonts w:ascii="Arial" w:hAnsi="Arial" w:cs="Arial"/>
                 <w:sz w:val="22"/>
                 <w:szCs w:val="22"/>
-                <w:lang w:val="en-US"/>
-              </w:rPr>
-            </w:pPr>
-            <w:r>
-              <w:rPr>
-                <w:rFonts w:ascii="Arial" w:hAnsi="Arial" w:cs="Arial"/>
-                <w:sz w:val="22"/>
-                <w:szCs w:val="22"/>
+                <w:highlight w:val="yellow"/>
+                <w:lang w:val="en-US"/>
+              </w:rPr>
+            </w:pPr>
+            <w:r>
+              <w:rPr>
+                <w:rFonts w:ascii="Arial" w:hAnsi="Arial" w:cs="Arial"/>
+                <w:sz w:val="22"/>
+                <w:szCs w:val="22"/>
+                <w:highlight w:val="yellow"/>
                 <w:lang w:val="en-US"/>
               </w:rPr>
               <w:t>-</w:t>
@@ -9499,14 +9649,16 @@
                 <w:rFonts w:ascii="Arial" w:hAnsi="Arial" w:cs="Arial"/>
                 <w:sz w:val="22"/>
                 <w:szCs w:val="22"/>
-                <w:lang w:val="en-US"/>
-              </w:rPr>
-            </w:pPr>
-            <w:r>
-              <w:rPr>
-                <w:rFonts w:ascii="Arial" w:hAnsi="Arial" w:cs="Arial"/>
-                <w:sz w:val="22"/>
-                <w:szCs w:val="22"/>
+                <w:highlight w:val="yellow"/>
+                <w:lang w:val="en-US"/>
+              </w:rPr>
+            </w:pPr>
+            <w:r>
+              <w:rPr>
+                <w:rFonts w:ascii="Arial" w:hAnsi="Arial" w:cs="Arial"/>
+                <w:sz w:val="22"/>
+                <w:szCs w:val="22"/>
+                <w:highlight w:val="yellow"/>
                 <w:lang w:val="en-US"/>
               </w:rPr>
               <w:t>-</w:t>
@@ -9527,14 +9679,16 @@
                 <w:rFonts w:ascii="Arial" w:hAnsi="Arial" w:cs="Arial"/>
                 <w:sz w:val="22"/>
                 <w:szCs w:val="22"/>
-                <w:lang w:val="en-US"/>
-              </w:rPr>
-            </w:pPr>
-            <w:r>
-              <w:rPr>
-                <w:rFonts w:ascii="Arial" w:hAnsi="Arial" w:cs="Arial"/>
-                <w:sz w:val="22"/>
-                <w:szCs w:val="22"/>
+                <w:highlight w:val="yellow"/>
+                <w:lang w:val="en-US"/>
+              </w:rPr>
+            </w:pPr>
+            <w:r>
+              <w:rPr>
+                <w:rFonts w:ascii="Arial" w:hAnsi="Arial" w:cs="Arial"/>
+                <w:sz w:val="22"/>
+                <w:szCs w:val="22"/>
+                <w:highlight w:val="yellow"/>
                 <w:lang w:val="en-US"/>
               </w:rPr>
               <w:t>-</w:t>
@@ -9555,14 +9709,16 @@
                 <w:rFonts w:ascii="Arial" w:hAnsi="Arial" w:cs="Arial"/>
                 <w:sz w:val="22"/>
                 <w:szCs w:val="22"/>
-                <w:lang w:val="en-US"/>
-              </w:rPr>
-            </w:pPr>
-            <w:r>
-              <w:rPr>
-                <w:rFonts w:ascii="Arial" w:hAnsi="Arial" w:cs="Arial"/>
-                <w:sz w:val="22"/>
-                <w:szCs w:val="22"/>
+                <w:highlight w:val="yellow"/>
+                <w:lang w:val="en-US"/>
+              </w:rPr>
+            </w:pPr>
+            <w:r>
+              <w:rPr>
+                <w:rFonts w:ascii="Arial" w:hAnsi="Arial" w:cs="Arial"/>
+                <w:sz w:val="22"/>
+                <w:szCs w:val="22"/>
+                <w:highlight w:val="yellow"/>
                 <w:lang w:val="en-US"/>
               </w:rPr>
               <w:t>-</w:t>
@@ -9583,14 +9739,16 @@
                 <w:rFonts w:ascii="Arial" w:hAnsi="Arial" w:cs="Arial"/>
                 <w:sz w:val="22"/>
                 <w:szCs w:val="22"/>
-                <w:lang w:val="en-US"/>
-              </w:rPr>
-            </w:pPr>
-            <w:r>
-              <w:rPr>
-                <w:rFonts w:ascii="Arial" w:hAnsi="Arial" w:cs="Arial"/>
-                <w:sz w:val="22"/>
-                <w:szCs w:val="22"/>
+                <w:highlight w:val="yellow"/>
+                <w:lang w:val="en-US"/>
+              </w:rPr>
+            </w:pPr>
+            <w:r>
+              <w:rPr>
+                <w:rFonts w:ascii="Arial" w:hAnsi="Arial" w:cs="Arial"/>
+                <w:sz w:val="22"/>
+                <w:szCs w:val="22"/>
+                <w:highlight w:val="yellow"/>
                 <w:lang w:val="en-US"/>
               </w:rPr>
               <w:t>-</w:t>
@@ -9665,14 +9823,16 @@
                 <w:rFonts w:ascii="Arial" w:hAnsi="Arial" w:cs="Arial"/>
                 <w:sz w:val="22"/>
                 <w:szCs w:val="22"/>
-                <w:lang w:val="en-US"/>
-              </w:rPr>
-            </w:pPr>
-            <w:r>
-              <w:rPr>
-                <w:rFonts w:ascii="Arial" w:hAnsi="Arial" w:cs="Arial"/>
-                <w:sz w:val="22"/>
-                <w:szCs w:val="22"/>
+                <w:highlight w:val="yellow"/>
+                <w:lang w:val="en-US"/>
+              </w:rPr>
+            </w:pPr>
+            <w:r>
+              <w:rPr>
+                <w:rFonts w:ascii="Arial" w:hAnsi="Arial" w:cs="Arial"/>
+                <w:sz w:val="22"/>
+                <w:szCs w:val="22"/>
+                <w:highlight w:val="yellow"/>
                 <w:lang w:val="en-US"/>
               </w:rPr>
               <w:t>-</w:t>
@@ -9693,14 +9853,16 @@
                 <w:rFonts w:ascii="Arial" w:hAnsi="Arial" w:cs="Arial"/>
                 <w:sz w:val="22"/>
                 <w:szCs w:val="22"/>
-                <w:lang w:val="en-US"/>
-              </w:rPr>
-            </w:pPr>
-            <w:r>
-              <w:rPr>
-                <w:rFonts w:ascii="Arial" w:hAnsi="Arial" w:cs="Arial"/>
-                <w:sz w:val="22"/>
-                <w:szCs w:val="22"/>
+                <w:highlight w:val="yellow"/>
+                <w:lang w:val="en-US"/>
+              </w:rPr>
+            </w:pPr>
+            <w:r>
+              <w:rPr>
+                <w:rFonts w:ascii="Arial" w:hAnsi="Arial" w:cs="Arial"/>
+                <w:sz w:val="22"/>
+                <w:szCs w:val="22"/>
+                <w:highlight w:val="yellow"/>
                 <w:lang w:val="en-US"/>
               </w:rPr>
               <w:t>-</w:t>
@@ -9721,14 +9883,16 @@
                 <w:rFonts w:ascii="Arial" w:hAnsi="Arial" w:cs="Arial"/>
                 <w:sz w:val="22"/>
                 <w:szCs w:val="22"/>
-                <w:lang w:val="en-US"/>
-              </w:rPr>
-            </w:pPr>
-            <w:r>
-              <w:rPr>
-                <w:rFonts w:ascii="Arial" w:hAnsi="Arial" w:cs="Arial"/>
-                <w:sz w:val="22"/>
-                <w:szCs w:val="22"/>
+                <w:highlight w:val="yellow"/>
+                <w:lang w:val="en-US"/>
+              </w:rPr>
+            </w:pPr>
+            <w:r>
+              <w:rPr>
+                <w:rFonts w:ascii="Arial" w:hAnsi="Arial" w:cs="Arial"/>
+                <w:sz w:val="22"/>
+                <w:szCs w:val="22"/>
+                <w:highlight w:val="yellow"/>
                 <w:lang w:val="en-US"/>
               </w:rPr>
               <w:t>-</w:t>
@@ -9749,14 +9913,16 @@
                 <w:rFonts w:ascii="Arial" w:hAnsi="Arial" w:cs="Arial"/>
                 <w:sz w:val="22"/>
                 <w:szCs w:val="22"/>
-                <w:lang w:val="en-US"/>
-              </w:rPr>
-            </w:pPr>
-            <w:r>
-              <w:rPr>
-                <w:rFonts w:ascii="Arial" w:hAnsi="Arial" w:cs="Arial"/>
-                <w:sz w:val="22"/>
-                <w:szCs w:val="22"/>
+                <w:highlight w:val="yellow"/>
+                <w:lang w:val="en-US"/>
+              </w:rPr>
+            </w:pPr>
+            <w:r>
+              <w:rPr>
+                <w:rFonts w:ascii="Arial" w:hAnsi="Arial" w:cs="Arial"/>
+                <w:sz w:val="22"/>
+                <w:szCs w:val="22"/>
+                <w:highlight w:val="yellow"/>
                 <w:lang w:val="en-US"/>
               </w:rPr>
               <w:t>-</w:t>
@@ -9839,14 +10005,16 @@
                 <w:rFonts w:ascii="Arial" w:hAnsi="Arial" w:cs="Arial"/>
                 <w:sz w:val="22"/>
                 <w:szCs w:val="22"/>
-                <w:lang w:val="en-US"/>
-              </w:rPr>
-            </w:pPr>
-            <w:r>
-              <w:rPr>
-                <w:rFonts w:ascii="Arial" w:hAnsi="Arial" w:cs="Arial"/>
-                <w:sz w:val="22"/>
-                <w:szCs w:val="22"/>
+                <w:highlight w:val="yellow"/>
+                <w:lang w:val="en-US"/>
+              </w:rPr>
+            </w:pPr>
+            <w:r>
+              <w:rPr>
+                <w:rFonts w:ascii="Arial" w:hAnsi="Arial" w:cs="Arial"/>
+                <w:sz w:val="22"/>
+                <w:szCs w:val="22"/>
+                <w:highlight w:val="yellow"/>
                 <w:lang w:val="en-US"/>
               </w:rPr>
               <w:t>-</w:t>
@@ -9867,14 +10035,16 @@
                 <w:rFonts w:ascii="Arial" w:hAnsi="Arial" w:cs="Arial"/>
                 <w:sz w:val="22"/>
                 <w:szCs w:val="22"/>
-                <w:lang w:val="en-US"/>
-              </w:rPr>
-            </w:pPr>
-            <w:r>
-              <w:rPr>
-                <w:rFonts w:ascii="Arial" w:hAnsi="Arial" w:cs="Arial"/>
-                <w:sz w:val="22"/>
-                <w:szCs w:val="22"/>
+                <w:highlight w:val="yellow"/>
+                <w:lang w:val="en-US"/>
+              </w:rPr>
+            </w:pPr>
+            <w:r>
+              <w:rPr>
+                <w:rFonts w:ascii="Arial" w:hAnsi="Arial" w:cs="Arial"/>
+                <w:sz w:val="22"/>
+                <w:szCs w:val="22"/>
+                <w:highlight w:val="yellow"/>
                 <w:lang w:val="en-US"/>
               </w:rPr>
               <w:t>-</w:t>
@@ -9895,14 +10065,16 @@
                 <w:rFonts w:ascii="Arial" w:hAnsi="Arial" w:cs="Arial"/>
                 <w:sz w:val="22"/>
                 <w:szCs w:val="22"/>
-                <w:lang w:val="en-US"/>
-              </w:rPr>
-            </w:pPr>
-            <w:r>
-              <w:rPr>
-                <w:rFonts w:ascii="Arial" w:hAnsi="Arial" w:cs="Arial"/>
-                <w:sz w:val="22"/>
-                <w:szCs w:val="22"/>
+                <w:highlight w:val="yellow"/>
+                <w:lang w:val="en-US"/>
+              </w:rPr>
+            </w:pPr>
+            <w:r>
+              <w:rPr>
+                <w:rFonts w:ascii="Arial" w:hAnsi="Arial" w:cs="Arial"/>
+                <w:sz w:val="22"/>
+                <w:szCs w:val="22"/>
+                <w:highlight w:val="yellow"/>
                 <w:lang w:val="en-US"/>
               </w:rPr>
               <w:t>-</w:t>
@@ -9923,14 +10095,16 @@
                 <w:rFonts w:ascii="Arial" w:hAnsi="Arial" w:cs="Arial"/>
                 <w:sz w:val="22"/>
                 <w:szCs w:val="22"/>
-                <w:lang w:val="en-US"/>
-              </w:rPr>
-            </w:pPr>
-            <w:r>
-              <w:rPr>
-                <w:rFonts w:ascii="Arial" w:hAnsi="Arial" w:cs="Arial"/>
-                <w:sz w:val="22"/>
-                <w:szCs w:val="22"/>
+                <w:highlight w:val="yellow"/>
+                <w:lang w:val="en-US"/>
+              </w:rPr>
+            </w:pPr>
+            <w:r>
+              <w:rPr>
+                <w:rFonts w:ascii="Arial" w:hAnsi="Arial" w:cs="Arial"/>
+                <w:sz w:val="22"/>
+                <w:szCs w:val="22"/>
+                <w:highlight w:val="yellow"/>
                 <w:lang w:val="en-US"/>
               </w:rPr>
               <w:t>-</w:t>
@@ -10021,14 +10195,16 @@
                 <w:rFonts w:ascii="Arial" w:hAnsi="Arial" w:cs="Arial"/>
                 <w:sz w:val="22"/>
                 <w:szCs w:val="22"/>
-                <w:lang w:val="en-US"/>
-              </w:rPr>
-            </w:pPr>
-            <w:r>
-              <w:rPr>
-                <w:rFonts w:ascii="Arial" w:hAnsi="Arial" w:cs="Arial"/>
-                <w:sz w:val="22"/>
-                <w:szCs w:val="22"/>
+                <w:highlight w:val="yellow"/>
+                <w:lang w:val="en-US"/>
+              </w:rPr>
+            </w:pPr>
+            <w:r>
+              <w:rPr>
+                <w:rFonts w:ascii="Arial" w:hAnsi="Arial" w:cs="Arial"/>
+                <w:sz w:val="22"/>
+                <w:szCs w:val="22"/>
+                <w:highlight w:val="yellow"/>
                 <w:lang w:val="en-US"/>
               </w:rPr>
               <w:t>-</w:t>
@@ -10049,14 +10225,16 @@
                 <w:rFonts w:ascii="Arial" w:hAnsi="Arial" w:cs="Arial"/>
                 <w:sz w:val="22"/>
                 <w:szCs w:val="22"/>
-                <w:lang w:val="en-US"/>
-              </w:rPr>
-            </w:pPr>
-            <w:r>
-              <w:rPr>
-                <w:rFonts w:ascii="Arial" w:hAnsi="Arial" w:cs="Arial"/>
-                <w:sz w:val="22"/>
-                <w:szCs w:val="22"/>
+                <w:highlight w:val="yellow"/>
+                <w:lang w:val="en-US"/>
+              </w:rPr>
+            </w:pPr>
+            <w:r>
+              <w:rPr>
+                <w:rFonts w:ascii="Arial" w:hAnsi="Arial" w:cs="Arial"/>
+                <w:sz w:val="22"/>
+                <w:szCs w:val="22"/>
+                <w:highlight w:val="yellow"/>
                 <w:lang w:val="en-US"/>
               </w:rPr>
               <w:t>-</w:t>
@@ -10077,14 +10255,16 @@
                 <w:rFonts w:ascii="Arial" w:hAnsi="Arial" w:cs="Arial"/>
                 <w:sz w:val="22"/>
                 <w:szCs w:val="22"/>
-                <w:lang w:val="en-US"/>
-              </w:rPr>
-            </w:pPr>
-            <w:r>
-              <w:rPr>
-                <w:rFonts w:ascii="Arial" w:hAnsi="Arial" w:cs="Arial"/>
-                <w:sz w:val="22"/>
-                <w:szCs w:val="22"/>
+                <w:highlight w:val="yellow"/>
+                <w:lang w:val="en-US"/>
+              </w:rPr>
+            </w:pPr>
+            <w:r>
+              <w:rPr>
+                <w:rFonts w:ascii="Arial" w:hAnsi="Arial" w:cs="Arial"/>
+                <w:sz w:val="22"/>
+                <w:szCs w:val="22"/>
+                <w:highlight w:val="yellow"/>
                 <w:lang w:val="en-US"/>
               </w:rPr>
               <w:t>-</w:t>
@@ -10105,14 +10285,16 @@
                 <w:rFonts w:ascii="Arial" w:hAnsi="Arial" w:cs="Arial"/>
                 <w:sz w:val="22"/>
                 <w:szCs w:val="22"/>
-                <w:lang w:val="en-US"/>
-              </w:rPr>
-            </w:pPr>
-            <w:r>
-              <w:rPr>
-                <w:rFonts w:ascii="Arial" w:hAnsi="Arial" w:cs="Arial"/>
-                <w:sz w:val="22"/>
-                <w:szCs w:val="22"/>
+                <w:highlight w:val="yellow"/>
+                <w:lang w:val="en-US"/>
+              </w:rPr>
+            </w:pPr>
+            <w:r>
+              <w:rPr>
+                <w:rFonts w:ascii="Arial" w:hAnsi="Arial" w:cs="Arial"/>
+                <w:sz w:val="22"/>
+                <w:szCs w:val="22"/>
+                <w:highlight w:val="yellow"/>
                 <w:lang w:val="en-US"/>
               </w:rPr>
               <w:t>-</w:t>
@@ -10205,14 +10387,16 @@
                 <w:rFonts w:ascii="Arial" w:hAnsi="Arial" w:cs="Arial"/>
                 <w:sz w:val="22"/>
                 <w:szCs w:val="22"/>
-                <w:lang w:val="en-US"/>
-              </w:rPr>
-            </w:pPr>
-            <w:r>
-              <w:rPr>
-                <w:rFonts w:ascii="Arial" w:hAnsi="Arial" w:cs="Arial"/>
-                <w:sz w:val="22"/>
-                <w:szCs w:val="22"/>
+                <w:highlight w:val="yellow"/>
+                <w:lang w:val="en-US"/>
+              </w:rPr>
+            </w:pPr>
+            <w:r>
+              <w:rPr>
+                <w:rFonts w:ascii="Arial" w:hAnsi="Arial" w:cs="Arial"/>
+                <w:sz w:val="22"/>
+                <w:szCs w:val="22"/>
+                <w:highlight w:val="yellow"/>
                 <w:lang w:val="en-US"/>
               </w:rPr>
               <w:t>-</w:t>
@@ -10233,14 +10417,16 @@
                 <w:rFonts w:ascii="Arial" w:hAnsi="Arial" w:cs="Arial"/>
                 <w:sz w:val="22"/>
                 <w:szCs w:val="22"/>
-                <w:lang w:val="en-US"/>
-              </w:rPr>
-            </w:pPr>
-            <w:r>
-              <w:rPr>
-                <w:rFonts w:ascii="Arial" w:hAnsi="Arial" w:cs="Arial"/>
-                <w:sz w:val="22"/>
-                <w:szCs w:val="22"/>
+                <w:highlight w:val="yellow"/>
+                <w:lang w:val="en-US"/>
+              </w:rPr>
+            </w:pPr>
+            <w:r>
+              <w:rPr>
+                <w:rFonts w:ascii="Arial" w:hAnsi="Arial" w:cs="Arial"/>
+                <w:sz w:val="22"/>
+                <w:szCs w:val="22"/>
+                <w:highlight w:val="yellow"/>
                 <w:lang w:val="en-US"/>
               </w:rPr>
               <w:t>-</w:t>
@@ -10261,14 +10447,16 @@
                 <w:rFonts w:ascii="Arial" w:hAnsi="Arial" w:cs="Arial"/>
                 <w:sz w:val="22"/>
                 <w:szCs w:val="22"/>
-                <w:lang w:val="en-US"/>
-              </w:rPr>
-            </w:pPr>
-            <w:r>
-              <w:rPr>
-                <w:rFonts w:ascii="Arial" w:hAnsi="Arial" w:cs="Arial"/>
-                <w:sz w:val="22"/>
-                <w:szCs w:val="22"/>
+                <w:highlight w:val="yellow"/>
+                <w:lang w:val="en-US"/>
+              </w:rPr>
+            </w:pPr>
+            <w:r>
+              <w:rPr>
+                <w:rFonts w:ascii="Arial" w:hAnsi="Arial" w:cs="Arial"/>
+                <w:sz w:val="22"/>
+                <w:szCs w:val="22"/>
+                <w:highlight w:val="yellow"/>
                 <w:lang w:val="en-US"/>
               </w:rPr>
               <w:t>-</w:t>
@@ -10289,14 +10477,16 @@
                 <w:rFonts w:ascii="Arial" w:hAnsi="Arial" w:cs="Arial"/>
                 <w:sz w:val="22"/>
                 <w:szCs w:val="22"/>
-                <w:lang w:val="en-US"/>
-              </w:rPr>
-            </w:pPr>
-            <w:r>
-              <w:rPr>
-                <w:rFonts w:ascii="Arial" w:hAnsi="Arial" w:cs="Arial"/>
-                <w:sz w:val="22"/>
-                <w:szCs w:val="22"/>
+                <w:highlight w:val="yellow"/>
+                <w:lang w:val="en-US"/>
+              </w:rPr>
+            </w:pPr>
+            <w:r>
+              <w:rPr>
+                <w:rFonts w:ascii="Arial" w:hAnsi="Arial" w:cs="Arial"/>
+                <w:sz w:val="22"/>
+                <w:szCs w:val="22"/>
+                <w:highlight w:val="yellow"/>
                 <w:lang w:val="en-US"/>
               </w:rPr>
               <w:t>-</w:t>
@@ -10389,14 +10579,16 @@
                 <w:rFonts w:ascii="Arial" w:hAnsi="Arial" w:cs="Arial"/>
                 <w:sz w:val="22"/>
                 <w:szCs w:val="22"/>
-                <w:lang w:val="en-US"/>
-              </w:rPr>
-            </w:pPr>
-            <w:r>
-              <w:rPr>
-                <w:rFonts w:ascii="Arial" w:hAnsi="Arial" w:cs="Arial"/>
-                <w:sz w:val="22"/>
-                <w:szCs w:val="22"/>
+                <w:highlight w:val="yellow"/>
+                <w:lang w:val="en-US"/>
+              </w:rPr>
+            </w:pPr>
+            <w:r>
+              <w:rPr>
+                <w:rFonts w:ascii="Arial" w:hAnsi="Arial" w:cs="Arial"/>
+                <w:sz w:val="22"/>
+                <w:szCs w:val="22"/>
+                <w:highlight w:val="yellow"/>
                 <w:lang w:val="en-US"/>
               </w:rPr>
               <w:t>-</w:t>
@@ -10411,6 +10603,7 @@
                 <w:rFonts w:ascii="Arial" w:hAnsi="Arial" w:cs="Arial"/>
                 <w:sz w:val="22"/>
                 <w:szCs w:val="22"/>
+                <w:highlight w:val="yellow"/>
                 <w:lang w:val="en-US"/>
               </w:rPr>
             </w:pPr>
@@ -10424,6 +10617,7 @@
                 <w:rFonts w:ascii="Arial" w:hAnsi="Arial" w:cs="Arial"/>
                 <w:sz w:val="22"/>
                 <w:szCs w:val="22"/>
+                <w:highlight w:val="yellow"/>
                 <w:lang w:val="en-US"/>
               </w:rPr>
             </w:pPr>
@@ -10443,14 +10637,16 @@
                 <w:rFonts w:ascii="Arial" w:hAnsi="Arial" w:cs="Arial"/>
                 <w:sz w:val="22"/>
                 <w:szCs w:val="22"/>
-                <w:lang w:val="en-US"/>
-              </w:rPr>
-            </w:pPr>
-            <w:r>
-              <w:rPr>
-                <w:rFonts w:ascii="Arial" w:hAnsi="Arial" w:cs="Arial"/>
-                <w:sz w:val="22"/>
-                <w:szCs w:val="22"/>
+                <w:highlight w:val="yellow"/>
+                <w:lang w:val="en-US"/>
+              </w:rPr>
+            </w:pPr>
+            <w:r>
+              <w:rPr>
+                <w:rFonts w:ascii="Arial" w:hAnsi="Arial" w:cs="Arial"/>
+                <w:sz w:val="22"/>
+                <w:szCs w:val="22"/>
+                <w:highlight w:val="yellow"/>
                 <w:lang w:val="en-US"/>
               </w:rPr>
               <w:t>-</w:t>
@@ -10471,14 +10667,16 @@
                 <w:rFonts w:ascii="Arial" w:hAnsi="Arial" w:cs="Arial"/>
                 <w:sz w:val="22"/>
                 <w:szCs w:val="22"/>
-                <w:lang w:val="en-US"/>
-              </w:rPr>
-            </w:pPr>
-            <w:r>
-              <w:rPr>
-                <w:rFonts w:ascii="Arial" w:hAnsi="Arial" w:cs="Arial"/>
-                <w:sz w:val="22"/>
-                <w:szCs w:val="22"/>
+                <w:highlight w:val="yellow"/>
+                <w:lang w:val="en-US"/>
+              </w:rPr>
+            </w:pPr>
+            <w:r>
+              <w:rPr>
+                <w:rFonts w:ascii="Arial" w:hAnsi="Arial" w:cs="Arial"/>
+                <w:sz w:val="22"/>
+                <w:szCs w:val="22"/>
+                <w:highlight w:val="yellow"/>
                 <w:lang w:val="en-US"/>
               </w:rPr>
               <w:t>-</w:t>
@@ -10499,14 +10697,16 @@
                 <w:rFonts w:ascii="Arial" w:hAnsi="Arial" w:cs="Arial"/>
                 <w:sz w:val="22"/>
                 <w:szCs w:val="22"/>
-                <w:lang w:val="en-US"/>
-              </w:rPr>
-            </w:pPr>
-            <w:r>
-              <w:rPr>
-                <w:rFonts w:ascii="Arial" w:hAnsi="Arial" w:cs="Arial"/>
-                <w:sz w:val="22"/>
-                <w:szCs w:val="22"/>
+                <w:highlight w:val="yellow"/>
+                <w:lang w:val="en-US"/>
+              </w:rPr>
+            </w:pPr>
+            <w:r>
+              <w:rPr>
+                <w:rFonts w:ascii="Arial" w:hAnsi="Arial" w:cs="Arial"/>
+                <w:sz w:val="22"/>
+                <w:szCs w:val="22"/>
+                <w:highlight w:val="yellow"/>
                 <w:lang w:val="en-US"/>
               </w:rPr>
               <w:t>-</w:t>
@@ -10625,6 +10825,7 @@
                 <w:rFonts w:ascii="Arial" w:hAnsi="Arial" w:cs="Arial"/>
                 <w:sz w:val="22"/>
                 <w:szCs w:val="22"/>
+                <w:highlight w:val="yellow"/>
                 <w:lang w:val="en-US"/>
               </w:rPr>
             </w:pPr>
@@ -10644,6 +10845,7 @@
                 <w:rFonts w:ascii="Arial" w:hAnsi="Arial" w:cs="Arial"/>
                 <w:sz w:val="22"/>
                 <w:szCs w:val="22"/>
+                <w:highlight w:val="yellow"/>
                 <w:lang w:val="en-US"/>
               </w:rPr>
             </w:pPr>
@@ -10663,6 +10865,7 @@
                 <w:rFonts w:ascii="Arial" w:hAnsi="Arial" w:cs="Arial"/>
                 <w:sz w:val="22"/>
                 <w:szCs w:val="22"/>
+                <w:highlight w:val="yellow"/>
                 <w:lang w:val="en-US"/>
               </w:rPr>
             </w:pPr>
@@ -10682,6 +10885,7 @@
                 <w:rFonts w:ascii="Arial" w:hAnsi="Arial" w:cs="Arial"/>
                 <w:sz w:val="22"/>
                 <w:szCs w:val="22"/>
+                <w:highlight w:val="yellow"/>
                 <w:lang w:val="en-US"/>
               </w:rPr>
             </w:pPr>
@@ -10775,14 +10979,16 @@
                 <w:rFonts w:ascii="Arial" w:hAnsi="Arial" w:cs="Arial"/>
                 <w:sz w:val="22"/>
                 <w:szCs w:val="22"/>
-                <w:lang w:val="en-US"/>
-              </w:rPr>
-            </w:pPr>
-            <w:r>
-              <w:rPr>
-                <w:rFonts w:ascii="Arial" w:hAnsi="Arial" w:cs="Arial"/>
-                <w:sz w:val="22"/>
-                <w:szCs w:val="22"/>
+                <w:highlight w:val="yellow"/>
+                <w:lang w:val="en-US"/>
+              </w:rPr>
+            </w:pPr>
+            <w:r>
+              <w:rPr>
+                <w:rFonts w:ascii="Arial" w:hAnsi="Arial" w:cs="Arial"/>
+                <w:sz w:val="22"/>
+                <w:szCs w:val="22"/>
+                <w:highlight w:val="yellow"/>
                 <w:lang w:val="en-US"/>
               </w:rPr>
               <w:t>-</w:t>
@@ -10803,14 +11009,16 @@
                 <w:rFonts w:ascii="Arial" w:hAnsi="Arial" w:cs="Arial"/>
                 <w:sz w:val="22"/>
                 <w:szCs w:val="22"/>
-                <w:lang w:val="en-US"/>
-              </w:rPr>
-            </w:pPr>
-            <w:r>
-              <w:rPr>
-                <w:rFonts w:ascii="Arial" w:hAnsi="Arial" w:cs="Arial"/>
-                <w:sz w:val="22"/>
-                <w:szCs w:val="22"/>
+                <w:highlight w:val="yellow"/>
+                <w:lang w:val="en-US"/>
+              </w:rPr>
+            </w:pPr>
+            <w:r>
+              <w:rPr>
+                <w:rFonts w:ascii="Arial" w:hAnsi="Arial" w:cs="Arial"/>
+                <w:sz w:val="22"/>
+                <w:szCs w:val="22"/>
+                <w:highlight w:val="yellow"/>
                 <w:lang w:val="en-US"/>
               </w:rPr>
               <w:t>-</w:t>
@@ -10831,14 +11039,16 @@
                 <w:rFonts w:ascii="Arial" w:hAnsi="Arial" w:cs="Arial"/>
                 <w:sz w:val="22"/>
                 <w:szCs w:val="22"/>
-                <w:lang w:val="en-US"/>
-              </w:rPr>
-            </w:pPr>
-            <w:r>
-              <w:rPr>
-                <w:rFonts w:ascii="Arial" w:hAnsi="Arial" w:cs="Arial"/>
-                <w:sz w:val="22"/>
-                <w:szCs w:val="22"/>
+                <w:highlight w:val="yellow"/>
+                <w:lang w:val="en-US"/>
+              </w:rPr>
+            </w:pPr>
+            <w:r>
+              <w:rPr>
+                <w:rFonts w:ascii="Arial" w:hAnsi="Arial" w:cs="Arial"/>
+                <w:sz w:val="22"/>
+                <w:szCs w:val="22"/>
+                <w:highlight w:val="yellow"/>
                 <w:lang w:val="en-US"/>
               </w:rPr>
               <w:t>-</w:t>
@@ -10859,14 +11069,16 @@
                 <w:rFonts w:ascii="Arial" w:hAnsi="Arial" w:cs="Arial"/>
                 <w:sz w:val="22"/>
                 <w:szCs w:val="22"/>
-                <w:lang w:val="en-US"/>
-              </w:rPr>
-            </w:pPr>
-            <w:r>
-              <w:rPr>
-                <w:rFonts w:ascii="Arial" w:hAnsi="Arial" w:cs="Arial"/>
-                <w:sz w:val="22"/>
-                <w:szCs w:val="22"/>
+                <w:highlight w:val="yellow"/>
+                <w:lang w:val="en-US"/>
+              </w:rPr>
+            </w:pPr>
+            <w:r>
+              <w:rPr>
+                <w:rFonts w:ascii="Arial" w:hAnsi="Arial" w:cs="Arial"/>
+                <w:sz w:val="22"/>
+                <w:szCs w:val="22"/>
+                <w:highlight w:val="yellow"/>
                 <w:lang w:val="en-US"/>
               </w:rPr>
               <w:t>-</w:t>
@@ -10956,18 +11168,21 @@
           <w:p>
             <w:pPr>
               <w:ind w:right="28"/>
-              <w:rPr>
-                <w:rFonts w:ascii="Arial" w:hAnsi="Arial" w:cs="Arial"/>
-                <w:sz w:val="22"/>
-                <w:szCs w:val="22"/>
-                <w:lang w:val="en-US"/>
-              </w:rPr>
-            </w:pPr>
-            <w:r>
-              <w:rPr>
-                <w:rFonts w:ascii="Arial" w:hAnsi="Arial" w:cs="Arial"/>
-                <w:sz w:val="22"/>
-                <w:szCs w:val="22"/>
+              <w:jc w:val="center"/>
+              <w:rPr>
+                <w:rFonts w:ascii="Arial" w:hAnsi="Arial" w:cs="Arial"/>
+                <w:sz w:val="22"/>
+                <w:szCs w:val="22"/>
+                <w:highlight w:val="yellow"/>
+                <w:lang w:val="en-US"/>
+              </w:rPr>
+            </w:pPr>
+            <w:r>
+              <w:rPr>
+                <w:rFonts w:ascii="Arial" w:hAnsi="Arial" w:cs="Arial"/>
+                <w:sz w:val="22"/>
+                <w:szCs w:val="22"/>
+                <w:highlight w:val="yellow"/>
                 <w:lang w:val="en-US"/>
               </w:rPr>
               <w:t>-</w:t>
@@ -10988,14 +11203,16 @@
                 <w:rFonts w:ascii="Arial" w:hAnsi="Arial" w:cs="Arial"/>
                 <w:sz w:val="22"/>
                 <w:szCs w:val="22"/>
-                <w:lang w:val="en-US"/>
-              </w:rPr>
-            </w:pPr>
-            <w:r>
-              <w:rPr>
-                <w:rFonts w:ascii="Arial" w:hAnsi="Arial" w:cs="Arial"/>
-                <w:sz w:val="22"/>
-                <w:szCs w:val="22"/>
+                <w:highlight w:val="yellow"/>
+                <w:lang w:val="en-US"/>
+              </w:rPr>
+            </w:pPr>
+            <w:r>
+              <w:rPr>
+                <w:rFonts w:ascii="Arial" w:hAnsi="Arial" w:cs="Arial"/>
+                <w:sz w:val="22"/>
+                <w:szCs w:val="22"/>
+                <w:highlight w:val="yellow"/>
                 <w:lang w:val="en-US"/>
               </w:rPr>
               <w:t>-</w:t>
@@ -11016,14 +11233,16 @@
                 <w:rFonts w:ascii="Arial" w:hAnsi="Arial" w:cs="Arial"/>
                 <w:sz w:val="22"/>
                 <w:szCs w:val="22"/>
-                <w:lang w:val="en-US"/>
-              </w:rPr>
-            </w:pPr>
-            <w:r>
-              <w:rPr>
-                <w:rFonts w:ascii="Arial" w:hAnsi="Arial" w:cs="Arial"/>
-                <w:sz w:val="22"/>
-                <w:szCs w:val="22"/>
+                <w:highlight w:val="yellow"/>
+                <w:lang w:val="en-US"/>
+              </w:rPr>
+            </w:pPr>
+            <w:r>
+              <w:rPr>
+                <w:rFonts w:ascii="Arial" w:hAnsi="Arial" w:cs="Arial"/>
+                <w:sz w:val="22"/>
+                <w:szCs w:val="22"/>
+                <w:highlight w:val="yellow"/>
                 <w:lang w:val="en-US"/>
               </w:rPr>
               <w:t>-</w:t>
@@ -11044,14 +11263,16 @@
                 <w:rFonts w:ascii="Arial" w:hAnsi="Arial" w:cs="Arial"/>
                 <w:sz w:val="22"/>
                 <w:szCs w:val="22"/>
-                <w:lang w:val="en-US"/>
-              </w:rPr>
-            </w:pPr>
-            <w:r>
-              <w:rPr>
-                <w:rFonts w:ascii="Arial" w:hAnsi="Arial" w:cs="Arial"/>
-                <w:sz w:val="22"/>
-                <w:szCs w:val="22"/>
+                <w:highlight w:val="yellow"/>
+                <w:lang w:val="en-US"/>
+              </w:rPr>
+            </w:pPr>
+            <w:r>
+              <w:rPr>
+                <w:rFonts w:ascii="Arial" w:hAnsi="Arial" w:cs="Arial"/>
+                <w:sz w:val="22"/>
+                <w:szCs w:val="22"/>
+                <w:highlight w:val="yellow"/>
                 <w:lang w:val="en-US"/>
               </w:rPr>
               <w:t>-</w:t>
@@ -11217,287 +11438,134 @@
         <w:jc w:val="right"/>
         <w:rPr>
           <w:rFonts w:ascii="Arial" w:eastAsia="Arial" w:hAnsi="Arial" w:cs="Arial"/>
-          <w:i/>
-          <w:iCs/>
-          <w:sz w:val="22"/>
-          <w:szCs w:val="22"/>
-        </w:rPr>
-      </w:pPr>
-    </w:p>
-    <w:p>
-      <w:pPr>
-        <w:spacing w:before="2" w:line="276" w:lineRule="auto"/>
-        <w:ind w:right="28"/>
-        <w:jc w:val="right"/>
-        <w:rPr>
-          <w:rFonts w:ascii="Arial" w:eastAsia="Arial" w:hAnsi="Arial" w:cs="Arial"/>
-          <w:i/>
-          <w:iCs/>
-          <w:sz w:val="22"/>
-          <w:szCs w:val="22"/>
-        </w:rPr>
-      </w:pPr>
-    </w:p>
-    <w:p>
-      <w:pPr>
-        <w:spacing w:before="2" w:line="276" w:lineRule="auto"/>
-        <w:ind w:right="28"/>
-        <w:jc w:val="right"/>
-        <w:rPr>
-          <w:rFonts w:ascii="Arial" w:eastAsia="Arial" w:hAnsi="Arial" w:cs="Arial"/>
-          <w:i/>
-          <w:iCs/>
-          <w:sz w:val="22"/>
-          <w:szCs w:val="22"/>
-        </w:rPr>
-      </w:pPr>
-    </w:p>
-    <w:p>
-      <w:pPr>
-        <w:spacing w:before="2" w:line="276" w:lineRule="auto"/>
-        <w:ind w:right="28"/>
-        <w:jc w:val="right"/>
-        <w:rPr>
-          <w:rFonts w:ascii="Arial" w:eastAsia="Arial" w:hAnsi="Arial" w:cs="Arial"/>
-          <w:i/>
-          <w:iCs/>
-          <w:sz w:val="22"/>
-          <w:szCs w:val="22"/>
-        </w:rPr>
-      </w:pPr>
-    </w:p>
-    <w:p>
-      <w:pPr>
-        <w:spacing w:before="2" w:line="276" w:lineRule="auto"/>
-        <w:ind w:right="28"/>
-        <w:jc w:val="right"/>
-        <w:rPr>
-          <w:rFonts w:ascii="Arial" w:eastAsia="Arial" w:hAnsi="Arial" w:cs="Arial"/>
-          <w:i/>
-          <w:iCs/>
-          <w:sz w:val="22"/>
-          <w:szCs w:val="22"/>
-        </w:rPr>
-      </w:pPr>
-    </w:p>
-    <w:p>
-      <w:pPr>
-        <w:spacing w:before="2" w:line="276" w:lineRule="auto"/>
-        <w:ind w:right="28"/>
-        <w:jc w:val="right"/>
-        <w:rPr>
-          <w:rFonts w:ascii="Arial" w:eastAsia="Arial" w:hAnsi="Arial" w:cs="Arial"/>
-          <w:i/>
-          <w:iCs/>
-          <w:sz w:val="22"/>
-          <w:szCs w:val="22"/>
-        </w:rPr>
-      </w:pPr>
-    </w:p>
-    <w:p>
-      <w:pPr>
-        <w:spacing w:before="2" w:line="276" w:lineRule="auto"/>
-        <w:ind w:right="28"/>
-        <w:jc w:val="right"/>
-        <w:rPr>
-          <w:rFonts w:ascii="Arial" w:eastAsia="Arial" w:hAnsi="Arial" w:cs="Arial"/>
-          <w:i/>
-          <w:iCs/>
-          <w:sz w:val="22"/>
-          <w:szCs w:val="22"/>
-        </w:rPr>
-      </w:pPr>
-    </w:p>
-    <w:p>
-      <w:pPr>
-        <w:spacing w:before="2" w:line="276" w:lineRule="auto"/>
-        <w:ind w:right="28"/>
-        <w:jc w:val="right"/>
-        <w:rPr>
-          <w:rFonts w:ascii="Arial" w:eastAsia="Arial" w:hAnsi="Arial" w:cs="Arial"/>
-          <w:i/>
-          <w:iCs/>
-          <w:sz w:val="22"/>
-          <w:szCs w:val="22"/>
-        </w:rPr>
-      </w:pPr>
-    </w:p>
-    <w:p>
-      <w:pPr>
-        <w:spacing w:before="2" w:line="276" w:lineRule="auto"/>
-        <w:ind w:right="28"/>
-        <w:jc w:val="right"/>
-        <w:rPr>
-          <w:rFonts w:ascii="Arial" w:eastAsia="Arial" w:hAnsi="Arial" w:cs="Arial"/>
-          <w:i/>
-          <w:iCs/>
-          <w:sz w:val="22"/>
-          <w:szCs w:val="22"/>
-        </w:rPr>
-      </w:pPr>
-    </w:p>
-    <w:p>
-      <w:pPr>
-        <w:spacing w:before="2" w:line="276" w:lineRule="auto"/>
-        <w:ind w:right="28"/>
-        <w:jc w:val="right"/>
-        <w:rPr>
-          <w:rFonts w:ascii="Arial" w:eastAsia="Arial" w:hAnsi="Arial" w:cs="Arial"/>
-          <w:i/>
-          <w:iCs/>
-          <w:sz w:val="22"/>
-          <w:szCs w:val="22"/>
-        </w:rPr>
-      </w:pPr>
-    </w:p>
-    <w:p>
-      <w:pPr>
-        <w:spacing w:before="2" w:line="276" w:lineRule="auto"/>
-        <w:ind w:right="28"/>
-        <w:jc w:val="right"/>
-        <w:rPr>
-          <w:rFonts w:ascii="Arial" w:eastAsia="Arial" w:hAnsi="Arial" w:cs="Arial"/>
-          <w:i/>
-          <w:iCs/>
-          <w:sz w:val="22"/>
-          <w:szCs w:val="22"/>
-        </w:rPr>
-      </w:pPr>
-    </w:p>
-    <w:p>
-      <w:pPr>
-        <w:spacing w:before="2" w:line="276" w:lineRule="auto"/>
-        <w:ind w:right="28"/>
-        <w:jc w:val="right"/>
-        <w:rPr>
-          <w:rFonts w:ascii="Arial" w:eastAsia="Arial" w:hAnsi="Arial" w:cs="Arial"/>
-          <w:i/>
-          <w:iCs/>
-          <w:sz w:val="22"/>
-          <w:szCs w:val="22"/>
-        </w:rPr>
-      </w:pPr>
-    </w:p>
-    <w:p>
-      <w:pPr>
-        <w:spacing w:before="2" w:line="276" w:lineRule="auto"/>
-        <w:ind w:right="28"/>
-        <w:jc w:val="right"/>
-        <w:rPr>
-          <w:rFonts w:ascii="Arial" w:eastAsia="Arial" w:hAnsi="Arial" w:cs="Arial"/>
-          <w:i/>
-          <w:iCs/>
-          <w:sz w:val="22"/>
-          <w:szCs w:val="22"/>
-        </w:rPr>
-      </w:pPr>
-    </w:p>
-    <w:p>
-      <w:pPr>
-        <w:spacing w:before="2" w:line="276" w:lineRule="auto"/>
-        <w:ind w:right="28"/>
-        <w:jc w:val="right"/>
-        <w:rPr>
-          <w:rFonts w:ascii="Arial" w:eastAsia="Arial" w:hAnsi="Arial" w:cs="Arial"/>
-          <w:i/>
-          <w:iCs/>
-          <w:sz w:val="22"/>
-          <w:szCs w:val="22"/>
-        </w:rPr>
-      </w:pPr>
-    </w:p>
-    <w:p>
-      <w:pPr>
-        <w:spacing w:before="2" w:line="276" w:lineRule="auto"/>
-        <w:ind w:right="28"/>
-        <w:jc w:val="right"/>
-        <w:rPr>
-          <w:rFonts w:ascii="Arial" w:eastAsia="Arial" w:hAnsi="Arial" w:cs="Arial"/>
-          <w:i/>
-          <w:iCs/>
-          <w:sz w:val="22"/>
-          <w:szCs w:val="22"/>
-        </w:rPr>
-      </w:pPr>
-    </w:p>
-    <w:p>
-      <w:pPr>
-        <w:spacing w:before="2" w:line="276" w:lineRule="auto"/>
-        <w:ind w:right="28"/>
-        <w:jc w:val="right"/>
-        <w:rPr>
-          <w:rFonts w:ascii="Arial" w:eastAsia="Arial" w:hAnsi="Arial" w:cs="Arial"/>
-          <w:i/>
-          <w:iCs/>
-          <w:sz w:val="22"/>
-          <w:szCs w:val="22"/>
-        </w:rPr>
-      </w:pPr>
-    </w:p>
-    <w:p>
-      <w:pPr>
-        <w:spacing w:before="2" w:line="276" w:lineRule="auto"/>
-        <w:ind w:right="28"/>
-        <w:jc w:val="right"/>
-        <w:rPr>
-          <w:rFonts w:ascii="Arial" w:eastAsia="Arial" w:hAnsi="Arial" w:cs="Arial"/>
-          <w:i/>
-          <w:iCs/>
-          <w:sz w:val="22"/>
-          <w:szCs w:val="22"/>
-        </w:rPr>
-      </w:pPr>
-    </w:p>
-    <w:p>
-      <w:pPr>
-        <w:spacing w:before="2" w:line="276" w:lineRule="auto"/>
-        <w:ind w:right="28"/>
-        <w:jc w:val="right"/>
-        <w:rPr>
-          <w:rFonts w:ascii="Arial" w:eastAsia="Arial" w:hAnsi="Arial" w:cs="Arial"/>
-          <w:i/>
-          <w:iCs/>
-          <w:sz w:val="22"/>
-          <w:szCs w:val="22"/>
-        </w:rPr>
-      </w:pPr>
-    </w:p>
-    <w:p>
-      <w:pPr>
-        <w:spacing w:before="2" w:line="276" w:lineRule="auto"/>
-        <w:ind w:right="28"/>
-        <w:jc w:val="right"/>
-        <w:rPr>
-          <w:rFonts w:ascii="Arial" w:eastAsia="Arial" w:hAnsi="Arial" w:cs="Arial"/>
-          <w:i/>
-          <w:iCs/>
-          <w:sz w:val="22"/>
-          <w:szCs w:val="22"/>
-        </w:rPr>
-      </w:pPr>
-    </w:p>
-    <w:p>
-      <w:pPr>
-        <w:spacing w:before="2" w:line="276" w:lineRule="auto"/>
-        <w:ind w:right="28"/>
-        <w:jc w:val="right"/>
-        <w:rPr>
-          <w:rFonts w:ascii="Arial" w:eastAsia="Arial" w:hAnsi="Arial" w:cs="Arial"/>
-          <w:i/>
-          <w:iCs/>
-          <w:sz w:val="22"/>
-          <w:szCs w:val="22"/>
-        </w:rPr>
-      </w:pPr>
-      <w:r>
-        <w:rPr>
-          <w:rFonts w:ascii="Arial" w:eastAsia="Arial" w:hAnsi="Arial" w:cs="Arial"/>
-          <w:i/>
-          <w:iCs/>
-          <w:sz w:val="22"/>
-          <w:szCs w:val="22"/>
-        </w:rPr>
-        <w:t>Demikian…</w:t>
+          <w:sz w:val="22"/>
+          <w:szCs w:val="22"/>
+        </w:rPr>
+      </w:pPr>
+      <w:r>
+        <w:rPr>
+          <w:rFonts w:ascii="Arial" w:eastAsia="Arial" w:hAnsi="Arial" w:cs="Arial"/>
+          <w:noProof/>
+          <w:sz w:val="22"/>
+          <w:szCs w:val="22"/>
+        </w:rPr>
+        <mc:AlternateContent>
+          <mc:Choice Requires="wps">
+            <w:drawing>
+              <wp:anchor distT="45720" distB="45720" distL="114300" distR="114300" simplePos="0" relativeHeight="251661312" behindDoc="0" locked="0" layoutInCell="1" allowOverlap="1" wp14:anchorId="2BC1F6A3" wp14:editId="605B631B">
+                <wp:simplePos x="0" y="0"/>
+                <wp:positionH relativeFrom="margin">
+                  <wp:posOffset>8136255</wp:posOffset>
+                </wp:positionH>
+                <wp:positionV relativeFrom="margin">
+                  <wp:posOffset>5594985</wp:posOffset>
+                </wp:positionV>
+                <wp:extent cx="937260" cy="344170"/>
+                <wp:effectExtent l="0" t="0" r="0" b="0"/>
+                <wp:wrapSquare wrapText="bothSides"/>
+                <wp:docPr id="3" name="Text Box 2"/>
+                <wp:cNvGraphicFramePr>
+                  <a:graphicFrameLocks xmlns:a="http://schemas.openxmlformats.org/drawingml/2006/main"/>
+                </wp:cNvGraphicFramePr>
+                <a:graphic xmlns:a="http://schemas.openxmlformats.org/drawingml/2006/main">
+                  <a:graphicData uri="http://schemas.microsoft.com/office/word/2010/wordprocessingShape">
+                    <wps:wsp>
+                      <wps:cNvSpPr txBox="1">
+                        <a:spLocks noChangeArrowheads="1"/>
+                      </wps:cNvSpPr>
+                      <wps:spPr bwMode="auto">
+                        <a:xfrm>
+                          <a:off x="0" y="0"/>
+                          <a:ext cx="937260" cy="344170"/>
+                        </a:xfrm>
+                        <a:prstGeom prst="rect">
+                          <a:avLst/>
+                        </a:prstGeom>
+                        <a:solidFill>
+                          <a:srgbClr val="FFFFFF"/>
+                        </a:solidFill>
+                        <a:ln w="9525">
+                          <a:noFill/>
+                          <a:miter lim="800000"/>
+                          <a:headEnd/>
+                          <a:tailEnd/>
+                        </a:ln>
+                      </wps:spPr>
+                      <wps:txbx>
+                        <w:txbxContent>
+                          <w:p>
+                            <w:proofErr w:type="spellStart"/>
+                            <w:r>
+                              <w:rPr>
+                                <w:rFonts w:ascii="Arial" w:hAnsi="Arial" w:cs="Arial"/>
+                                <w:sz w:val="22"/>
+                                <w:szCs w:val="22"/>
+                                <w:lang w:val="en-US"/>
+                              </w:rPr>
+                              <w:t>Demikian</w:t>
+                            </w:r>
+                            <w:proofErr w:type="spellEnd"/>
+                            <w:r>
+                              <w:rPr>
+                                <w:rFonts w:ascii="Arial" w:hAnsi="Arial" w:cs="Arial"/>
+                                <w:sz w:val="22"/>
+                                <w:szCs w:val="22"/>
+                                <w:lang w:val="en-US"/>
+                              </w:rPr>
+                              <w:t>…</w:t>
+                            </w:r>
+                          </w:p>
+                        </w:txbxContent>
+                      </wps:txbx>
+                      <wps:bodyPr rot="0" vert="horz" wrap="square" lIns="91440" tIns="45720" rIns="91440" bIns="45720" anchor="t" anchorCtr="0">
+                        <a:noAutofit/>
+                      </wps:bodyPr>
+                    </wps:wsp>
+                  </a:graphicData>
+                </a:graphic>
+                <wp14:sizeRelH relativeFrom="margin">
+                  <wp14:pctWidth>0</wp14:pctWidth>
+                </wp14:sizeRelH>
+                <wp14:sizeRelV relativeFrom="margin">
+                  <wp14:pctHeight>0</wp14:pctHeight>
+                </wp14:sizeRelV>
+              </wp:anchor>
+            </w:drawing>
+          </mc:Choice>
+          <mc:Fallback>
+            <w:pict>
+              <v:shape w14:anchorId="2BC1F6A3" id="_x0000_s1028" type="#_x0000_t202" style="position:absolute;left:0;text-align:left;margin-left:640.65pt;margin-top:440.55pt;width:73.8pt;height:27.1pt;z-index:251661312;visibility:visible;mso-wrap-style:square;mso-width-percent:0;mso-height-percent:0;mso-wrap-distance-left:9pt;mso-wrap-distance-top:3.6pt;mso-wrap-distance-right:9pt;mso-wrap-distance-bottom:3.6pt;mso-position-horizontal:absolute;mso-position-horizontal-relative:margin;mso-position-vertical:absolute;mso-position-vertical-relative:margin;mso-width-percent:0;mso-height-percent:0;mso-width-relative:margin;mso-height-relative:margin;v-text-anchor:top" o:gfxdata="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" stroked="f">
+                <v:textbox>
+                  <w:txbxContent>
+                    <w:p>
+                      <w:proofErr w:type="spellStart"/>
+                      <w:r>
+                        <w:rPr>
+                          <w:rFonts w:ascii="Arial" w:hAnsi="Arial" w:cs="Arial"/>
+                          <w:sz w:val="22"/>
+                          <w:szCs w:val="22"/>
+                          <w:lang w:val="en-US"/>
+                        </w:rPr>
+                        <w:t>Demikian</w:t>
+                      </w:r>
+                      <w:proofErr w:type="spellEnd"/>
+                      <w:r>
+                        <w:rPr>
+                          <w:rFonts w:ascii="Arial" w:hAnsi="Arial" w:cs="Arial"/>
+                          <w:sz w:val="22"/>
+                          <w:szCs w:val="22"/>
+                          <w:lang w:val="en-US"/>
+                        </w:rPr>
+                        <w:t>…</w:t>
+                      </w:r>
+                    </w:p>
+                  </w:txbxContent>
+                </v:textbox>
+                <w10:wrap type="square" anchorx="margin" anchory="margin"/>
+              </v:shape>
+            </w:pict>
+          </mc:Fallback>
+        </mc:AlternateContent>
       </w:r>
     </w:p>
     <w:p>
@@ -13418,7 +13486,7 @@
       </w:pPr>
     </w:p>
     <w:sectPr>
-      <w:footerReference w:type="default" r:id="rId17"/>
+      <w:footerReference w:type="default" r:id="rId15"/>
       <w:pgSz w:w="11907" w:h="16840" w:code="9"/>
       <w:pgMar w:top="1418" w:right="1418" w:bottom="1134" w:left="1134" w:header="720" w:footer="284" w:gutter="0"/>
       <w:cols w:space="720"/>
@@ -13455,6 +13523,7 @@
   <w:p>
     <w:pPr>
       <w:pStyle w:val="Footer"/>
+      <w:jc w:val="center"/>
     </w:pPr>
   </w:p>
 </w:ftr>
@@ -13472,17 +13541,6 @@
 </file>
 
 <file path=word/footer3.xml><?xml version="1.0" encoding="utf-8"?>
-<w:ftr xmlns:wpc="http://schemas.microsoft.com/office/word/2010/wordprocessingCanvas" xmlns:cx="http://schemas.microsoft.com/office/drawing/2014/chartex" xmlns:cx1="http://schemas.microsoft.com/office/drawing/2015/9/8/chartex" xmlns:cx2="http://schemas.microsoft.com/office/drawing/2015/10/21/chartex" xmlns:cx3="http://schemas.microsoft.com/office/drawing/2016/5/9/chartex" xmlns:cx4="http://schemas.microsoft.com/office/drawing/2016/5/10/chartex" xmlns:cx5="http://schemas.microsoft.com/office/drawing/2016/5/11/chartex" xmlns:cx6="http://schemas.microsoft.com/office/drawing/2016/5/12/chartex" xmlns:cx7="http://schemas.microsoft.com/office/drawing/2016/5/13/chartex" xmlns:cx8="http://schemas.microsoft.com/office/drawing/2016/5/14/chartex" xmlns:mc="http://schemas.openxmlformats.org/markup-compatibility/2006" xmlns:aink="http://schemas.microsoft.com/office/drawing/2016/ink" xmlns:am3d="http://schemas.microsoft.com/office/drawing/2017/model3d" xmlns:o="urn:schemas-microsoft-com:office:office" xmlns:r="http://schemas.openxmlformats.org/officeDocument/2006/relationships" xmlns:m="http://schemas.openxmlformats.org/officeDocument/2006/math" xmlns:v="urn:schemas-microsoft-com:vml" xmlns:wp14="http://schemas.microsoft.com/office/word/2010/wordprocessingDrawing" xmlns:wp="http://schemas.openxmlformats.org/drawingml/2006/wordprocessingDrawing" xmlns:w10="urn:schemas-microsoft-com:office:word" xmlns:w="http://schemas.openxmlformats.org/wordprocessingml/2006/main" xmlns:w14="http://schemas.microsoft.com/office/word/2010/wordml" xmlns:w15="http://schemas.microsoft.com/office/word/2012/wordml" xmlns:w16cex="http://schemas.microsoft.com/office/word/2018/wordml/cex" xmlns:w16cid="http://schemas.microsoft.com/office/word/2016/wordml/cid" xmlns:w16="http://schemas.microsoft.com/office/word/2018/wordml" xmlns:w16sdtdh="http://schemas.microsoft.com/office/word/2020/wordml/sdtdatahash" xmlns:w16se="http://schemas.microsoft.com/office/word/2015/wordml/symex" xmlns:wpg="http://schemas.microsoft.com/office/word/2010/wordprocessingGroup" xmlns:wpi="http://schemas.microsoft.com/office/word/2010/wordprocessingInk" xmlns:wne="http://schemas.microsoft.com/office/word/2006/wordml" xmlns:wps="http://schemas.microsoft.com/office/word/2010/wordprocessingShape" mc:Ignorable="w14 w15 w16se w16cid w16 w16cex w16sdtdh wp14">
-  <w:p>
-    <w:pPr>
-      <w:pStyle w:val="Footer"/>
-      <w:jc w:val="center"/>
-    </w:pPr>
-  </w:p>
-</w:ftr>
-</file>
-
-<file path=word/footer4.xml><?xml version="1.0" encoding="utf-8"?>
 <w:ftr xmlns:wpc="http://schemas.microsoft.com/office/word/2010/wordprocessingCanvas" xmlns:cx="http://schemas.microsoft.com/office/drawing/2014/chartex" xmlns:cx1="http://schemas.microsoft.com/office/drawing/2015/9/8/chartex" xmlns:cx2="http://schemas.microsoft.com/office/drawing/2015/10/21/chartex" xmlns:cx3="http://schemas.microsoft.com/office/drawing/2016/5/9/chartex" xmlns:cx4="http://schemas.microsoft.com/office/drawing/2016/5/10/chartex" xmlns:cx5="http://schemas.microsoft.com/office/drawing/2016/5/11/chartex" xmlns:cx6="http://schemas.microsoft.com/office/drawing/2016/5/12/chartex" xmlns:cx7="http://schemas.microsoft.com/office/drawing/2016/5/13/chartex" xmlns:cx8="http://schemas.microsoft.com/office/drawing/2016/5/14/chartex" xmlns:mc="http://schemas.openxmlformats.org/markup-compatibility/2006" xmlns:aink="http://schemas.microsoft.com/office/drawing/2016/ink" xmlns:am3d="http://schemas.microsoft.com/office/drawing/2017/model3d" xmlns:o="urn:schemas-microsoft-com:office:office" xmlns:r="http://schemas.openxmlformats.org/officeDocument/2006/relationships" xmlns:m="http://schemas.openxmlformats.org/officeDocument/2006/math" xmlns:v="urn:schemas-microsoft-com:vml" xmlns:wp14="http://schemas.microsoft.com/office/word/2010/wordprocessingDrawing" xmlns:wp="http://schemas.openxmlformats.org/drawingml/2006/wordprocessingDrawing" xmlns:w10="urn:schemas-microsoft-com:office:word" xmlns:w="http://schemas.openxmlformats.org/wordprocessingml/2006/main" xmlns:w14="http://schemas.microsoft.com/office/word/2010/wordml" xmlns:w15="http://schemas.microsoft.com/office/word/2012/wordml" xmlns:w16cex="http://schemas.microsoft.com/office/word/2018/wordml/cex" xmlns:w16cid="http://schemas.microsoft.com/office/word/2016/wordml/cid" xmlns:w16="http://schemas.microsoft.com/office/word/2018/wordml" xmlns:w16sdtdh="http://schemas.microsoft.com/office/word/2020/wordml/sdtdatahash" xmlns:w16se="http://schemas.microsoft.com/office/word/2015/wordml/symex" xmlns:wpg="http://schemas.microsoft.com/office/word/2010/wordprocessingGroup" xmlns:wpi="http://schemas.microsoft.com/office/word/2010/wordprocessingInk" xmlns:wne="http://schemas.microsoft.com/office/word/2006/wordml" xmlns:wps="http://schemas.microsoft.com/office/word/2010/wordprocessingShape" mc:Ignorable="w14 w15 w16se w16cid w16 w16cex w16sdtdh wp14">
   <w:p>
     <w:pPr>
@@ -13568,16 +13626,6 @@
       <w:pStyle w:val="Header"/>
     </w:pPr>
   </w:p>
-</w:hdr>
-</file>
-
-<file path=word/header2.xml><?xml version="1.0" encoding="utf-8"?>
-<w:hdr xmlns:wpc="http://schemas.microsoft.com/office/word/2010/wordprocessingCanvas" xmlns:cx="http://schemas.microsoft.com/office/drawing/2014/chartex" xmlns:cx1="http://schemas.microsoft.com/office/drawing/2015/9/8/chartex" xmlns:cx2="http://schemas.microsoft.com/office/drawing/2015/10/21/chartex" xmlns:cx3="http://schemas.microsoft.com/office/drawing/2016/5/9/chartex" xmlns:cx4="http://schemas.microsoft.com/office/drawing/2016/5/10/chartex" xmlns:cx5="http://schemas.microsoft.com/office/drawing/2016/5/11/chartex" xmlns:cx6="http://schemas.microsoft.com/office/drawing/2016/5/12/chartex" xmlns:cx7="http://schemas.microsoft.com/office/drawing/2016/5/13/chartex" xmlns:cx8="http://schemas.microsoft.com/office/drawing/2016/5/14/chartex" xmlns:mc="http://schemas.openxmlformats.org/markup-compatibility/2006" xmlns:aink="http://schemas.microsoft.com/office/drawing/2016/ink" xmlns:am3d="http://schemas.microsoft.com/office/drawing/2017/model3d" xmlns:o="urn:schemas-microsoft-com:office:office" xmlns:r="http://schemas.openxmlformats.org/officeDocument/2006/relationships" xmlns:m="http://schemas.openxmlformats.org/officeDocument/2006/math" xmlns:v="urn:schemas-microsoft-com:vml" xmlns:wp14="http://schemas.microsoft.com/office/word/2010/wordprocessingDrawing" xmlns:wp="http://schemas.openxmlformats.org/drawingml/2006/wordprocessingDrawing" xmlns:w10="urn:schemas-microsoft-com:office:word" xmlns:w="http://schemas.openxmlformats.org/wordprocessingml/2006/main" xmlns:w14="http://schemas.microsoft.com/office/word/2010/wordml" xmlns:w15="http://schemas.microsoft.com/office/word/2012/wordml" xmlns:w16cex="http://schemas.microsoft.com/office/word/2018/wordml/cex" xmlns:w16cid="http://schemas.microsoft.com/office/word/2016/wordml/cid" xmlns:w16="http://schemas.microsoft.com/office/word/2018/wordml" xmlns:w16sdtdh="http://schemas.microsoft.com/office/word/2020/wordml/sdtdatahash" xmlns:w16se="http://schemas.microsoft.com/office/word/2015/wordml/symex" xmlns:wpg="http://schemas.microsoft.com/office/word/2010/wordprocessingGroup" xmlns:wpi="http://schemas.microsoft.com/office/word/2010/wordprocessingInk" xmlns:wne="http://schemas.microsoft.com/office/word/2006/wordml" xmlns:wps="http://schemas.microsoft.com/office/word/2010/wordprocessingShape" mc:Ignorable="w14 w15 w16se w16cid w16 w16cex w16sdtdh wp14">
-  <w:p>
-    <w:pPr>
-      <w:pStyle w:val="Header"/>
-    </w:pPr>
-  </w:p>
   <w:p>
     <w:pPr>
       <w:pStyle w:val="Header"/>
@@ -13586,7 +13634,7 @@
 </w:hdr>
 </file>
 
-<file path=word/header3.xml><?xml version="1.0" encoding="utf-8"?>
+<file path=word/header2.xml><?xml version="1.0" encoding="utf-8"?>
 <w:hdr xmlns:wpc="http://schemas.microsoft.com/office/word/2010/wordprocessingCanvas" xmlns:cx="http://schemas.microsoft.com/office/drawing/2014/chartex" xmlns:cx1="http://schemas.microsoft.com/office/drawing/2015/9/8/chartex" xmlns:cx2="http://schemas.microsoft.com/office/drawing/2015/10/21/chartex" xmlns:cx3="http://schemas.microsoft.com/office/drawing/2016/5/9/chartex" xmlns:cx4="http://schemas.microsoft.com/office/drawing/2016/5/10/chartex" xmlns:cx5="http://schemas.microsoft.com/office/drawing/2016/5/11/chartex" xmlns:cx6="http://schemas.microsoft.com/office/drawing/2016/5/12/chartex" xmlns:cx7="http://schemas.microsoft.com/office/drawing/2016/5/13/chartex" xmlns:cx8="http://schemas.microsoft.com/office/drawing/2016/5/14/chartex" xmlns:mc="http://schemas.openxmlformats.org/markup-compatibility/2006" xmlns:aink="http://schemas.microsoft.com/office/drawing/2016/ink" xmlns:am3d="http://schemas.microsoft.com/office/drawing/2017/model3d" xmlns:o="urn:schemas-microsoft-com:office:office" xmlns:r="http://schemas.openxmlformats.org/officeDocument/2006/relationships" xmlns:m="http://schemas.openxmlformats.org/officeDocument/2006/math" xmlns:v="urn:schemas-microsoft-com:vml" xmlns:wp14="http://schemas.microsoft.com/office/word/2010/wordprocessingDrawing" xmlns:wp="http://schemas.openxmlformats.org/drawingml/2006/wordprocessingDrawing" xmlns:w10="urn:schemas-microsoft-com:office:word" xmlns:w="http://schemas.openxmlformats.org/wordprocessingml/2006/main" xmlns:w14="http://schemas.microsoft.com/office/word/2010/wordml" xmlns:w15="http://schemas.microsoft.com/office/word/2012/wordml" xmlns:w16cex="http://schemas.microsoft.com/office/word/2018/wordml/cex" xmlns:w16cid="http://schemas.microsoft.com/office/word/2016/wordml/cid" xmlns:w16="http://schemas.microsoft.com/office/word/2018/wordml" xmlns:w16sdtdh="http://schemas.microsoft.com/office/word/2020/wordml/sdtdatahash" xmlns:w16se="http://schemas.microsoft.com/office/word/2015/wordml/symex" xmlns:wpg="http://schemas.microsoft.com/office/word/2010/wordprocessingGroup" xmlns:wpi="http://schemas.microsoft.com/office/word/2010/wordprocessingInk" xmlns:wne="http://schemas.microsoft.com/office/word/2006/wordml" xmlns:wps="http://schemas.microsoft.com/office/word/2010/wordprocessingShape" mc:Ignorable="w14 w15 w16se w16cid w16 w16cex w16sdtdh wp14">
   <w:p>
     <w:pPr>
@@ -13624,7 +13672,7 @@
           <wp:extent cx="810000" cy="810000"/>
           <wp:effectExtent l="0" t="0" r="9525" b="9525"/>
           <wp:wrapNone/>
-          <wp:docPr id="1140675709" name="Picture 3"/>
+          <wp:docPr id="2" name="Picture 3"/>
           <wp:cNvGraphicFramePr>
             <a:graphicFrameLocks xmlns:a="http://schemas.openxmlformats.org/drawingml/2006/main" noChangeAspect="1"/>
           </wp:cNvGraphicFramePr>
@@ -18454,22 +18502,6 @@
 </file>
 
 <file path=customXml/item1.xml><?xml version="1.0" encoding="utf-8"?>
-<p:properties xmlns:p="http://schemas.microsoft.com/office/2006/metadata/properties" xmlns:xsi="http://www.w3.org/2001/XMLSchema-instance" xmlns:pc="http://schemas.microsoft.com/office/infopath/2007/PartnerControls">
-  <documentManagement>
-    <TaxCatchAll xmlns="23b7ebbb-480e-4d36-8f38-fd0ac82dae9c" xsi:nil="true"/>
-    <lcf76f155ced4ddcb4097134ff3c332f xmlns="87f1a149-5420-40c2-b2e8-d8d0877ebc85">
-      <Terms xmlns="http://schemas.microsoft.com/office/infopath/2007/PartnerControls"/>
-    </lcf76f155ced4ddcb4097134ff3c332f>
-    <PIC xmlns="87f1a149-5420-40c2-b2e8-d8d0877ebc85" xsi:nil="true"/>
-  </documentManagement>
-</p:properties>
-</file>
-
-<file path=customXml/item2.xml><?xml version="1.0" encoding="utf-8"?>
-<b:Sources xmlns:b="http://schemas.openxmlformats.org/officeDocument/2006/bibliography" xmlns="http://schemas.openxmlformats.org/officeDocument/2006/bibliography" SelectedStyle="\APASixthEditionOfficeOnline.xsl" StyleName="APA" Version="6"/>
-</file>
-
-<file path=customXml/item3.xml><?xml version="1.0" encoding="utf-8"?>
 <ct:contentTypeSchema xmlns:ct="http://schemas.microsoft.com/office/2006/metadata/contentType" xmlns:ma="http://schemas.microsoft.com/office/2006/metadata/properties/metaAttributes" ct:_="" ma:_="" ma:contentTypeName="Document" ma:contentTypeID="0x010100AEF28E0A17E4AE4FA5DD6A9AABB5DBC8" ma:contentTypeVersion="16" ma:contentTypeDescription="Create a new document." ma:contentTypeScope="" ma:versionID="a17fa769c7c4fea18ba461e558e121e5">
   <xsd:schema xmlns:xsd="http://www.w3.org/2001/XMLSchema" xmlns:xs="http://www.w3.org/2001/XMLSchema" xmlns:p="http://schemas.microsoft.com/office/2006/metadata/properties" xmlns:ns2="87f1a149-5420-40c2-b2e8-d8d0877ebc85" xmlns:ns3="23b7ebbb-480e-4d36-8f38-fd0ac82dae9c" targetNamespace="http://schemas.microsoft.com/office/2006/metadata/properties" ma:root="true" ma:fieldsID="3bfa0fac8ae4d24da5269d6ff34039be" ns2:_="" ns3:_="">
     <xsd:import namespace="87f1a149-5420-40c2-b2e8-d8d0877ebc85"/>
@@ -18712,7 +18744,7 @@
 </ct:contentTypeSchema>
 </file>
 
-<file path=customXml/item4.xml><?xml version="1.0" encoding="utf-8"?>
+<file path=customXml/item2.xml><?xml version="1.0" encoding="utf-8"?>
 <?mso-contentType ?>
 <FormTemplates xmlns="http://schemas.microsoft.com/sharepoint/v3/contenttype/forms">
   <Display>DocumentLibraryForm</Display>
@@ -18721,26 +18753,23 @@
 </FormTemplates>
 </file>
 
-<file path=customXml/itemProps1.xml><?xml version="1.0" encoding="utf-8"?>
-<ds:datastoreItem xmlns:ds="http://schemas.openxmlformats.org/officeDocument/2006/customXml" ds:itemID="{0EF6B3C1-2C0C-45C1-848E-2E47DFDB0FBC}">
-  <ds:schemaRefs>
-    <ds:schemaRef ds:uri="http://schemas.microsoft.com/office/2006/metadata/properties"/>
-    <ds:schemaRef ds:uri="http://schemas.microsoft.com/office/infopath/2007/PartnerControls"/>
-    <ds:schemaRef ds:uri="23b7ebbb-480e-4d36-8f38-fd0ac82dae9c"/>
-    <ds:schemaRef ds:uri="87f1a149-5420-40c2-b2e8-d8d0877ebc85"/>
-  </ds:schemaRefs>
-</ds:datastoreItem>
+<file path=customXml/item3.xml><?xml version="1.0" encoding="utf-8"?>
+<p:properties xmlns:p="http://schemas.microsoft.com/office/2006/metadata/properties" xmlns:xsi="http://www.w3.org/2001/XMLSchema-instance" xmlns:pc="http://schemas.microsoft.com/office/infopath/2007/PartnerControls">
+  <documentManagement>
+    <TaxCatchAll xmlns="23b7ebbb-480e-4d36-8f38-fd0ac82dae9c" xsi:nil="true"/>
+    <lcf76f155ced4ddcb4097134ff3c332f xmlns="87f1a149-5420-40c2-b2e8-d8d0877ebc85">
+      <Terms xmlns="http://schemas.microsoft.com/office/infopath/2007/PartnerControls"/>
+    </lcf76f155ced4ddcb4097134ff3c332f>
+    <PIC xmlns="87f1a149-5420-40c2-b2e8-d8d0877ebc85" xsi:nil="true"/>
+  </documentManagement>
+</p:properties>
 </file>
 
-<file path=customXml/itemProps2.xml><?xml version="1.0" encoding="utf-8"?>
-<ds:datastoreItem xmlns:ds="http://schemas.openxmlformats.org/officeDocument/2006/customXml" ds:itemID="{10D35394-9BBA-4CA7-9ACA-93FF9FC4B9FE}">
-  <ds:schemaRefs>
-    <ds:schemaRef ds:uri="http://schemas.openxmlformats.org/officeDocument/2006/bibliography"/>
-  </ds:schemaRefs>
-</ds:datastoreItem>
+<file path=customXml/item4.xml><?xml version="1.0" encoding="utf-8"?>
+<b:Sources xmlns:b="http://schemas.openxmlformats.org/officeDocument/2006/bibliography" xmlns="http://schemas.openxmlformats.org/officeDocument/2006/bibliography" SelectedStyle="\APASixthEditionOfficeOnline.xsl" StyleName="APA" Version="6"/>
 </file>
 
-<file path=customXml/itemProps3.xml><?xml version="1.0" encoding="utf-8"?>
+<file path=customXml/itemProps1.xml><?xml version="1.0" encoding="utf-8"?>
 <ds:datastoreItem xmlns:ds="http://schemas.openxmlformats.org/officeDocument/2006/customXml" ds:itemID="{A2934C3C-1F7E-4BE6-BD60-DDF56A21B2D7}">
   <ds:schemaRefs>
     <ds:schemaRef ds:uri="http://schemas.microsoft.com/office/2006/metadata/contentType"/>
@@ -18759,10 +18788,29 @@
 </ds:datastoreItem>
 </file>
 
-<file path=customXml/itemProps4.xml><?xml version="1.0" encoding="utf-8"?>
+<file path=customXml/itemProps2.xml><?xml version="1.0" encoding="utf-8"?>
 <ds:datastoreItem xmlns:ds="http://schemas.openxmlformats.org/officeDocument/2006/customXml" ds:itemID="{ADE80AD1-B511-437D-9EC6-E71B406ED00D}">
   <ds:schemaRefs>
     <ds:schemaRef ds:uri="http://schemas.microsoft.com/sharepoint/v3/contenttype/forms"/>
   </ds:schemaRefs>
 </ds:datastoreItem>
+</file>
+
+<file path=customXml/itemProps3.xml><?xml version="1.0" encoding="utf-8"?>
+<ds:datastoreItem xmlns:ds="http://schemas.openxmlformats.org/officeDocument/2006/customXml" ds:itemID="{0EF6B3C1-2C0C-45C1-848E-2E47DFDB0FBC}">
+  <ds:schemaRefs>
+    <ds:schemaRef ds:uri="http://schemas.microsoft.com/office/2006/metadata/properties"/>
+    <ds:schemaRef ds:uri="http://schemas.microsoft.com/office/infopath/2007/PartnerControls"/>
+    <ds:schemaRef ds:uri="23b7ebbb-480e-4d36-8f38-fd0ac82dae9c"/>
+    <ds:schemaRef ds:uri="87f1a149-5420-40c2-b2e8-d8d0877ebc85"/>
+  </ds:schemaRefs>
+</ds:datastoreItem>
+</file>
+
+<file path=customXml/itemProps4.xml><?xml version="1.0" encoding="utf-8"?>
+<ds:datastoreItem xmlns:ds="http://schemas.openxmlformats.org/officeDocument/2006/customXml" ds:itemID="{10D35394-9BBA-4CA7-9ACA-93FF9FC4B9FE}">
+  <ds:schemaRefs>
+    <ds:schemaRef ds:uri="http://schemas.openxmlformats.org/officeDocument/2006/bibliography"/>
+  </ds:schemaRefs>
+</ds:datastoreItem>
 </file>